--- a/unpruuf/evidence/AUDIT_BRIEF_NODE_SERVER.docx
+++ b/unpruuf/evidence/AUDIT_BRIEF_NODE_SERVER.docx
@@ -4,14 +4,13 @@
   <w:body>
     <w:p>
       <w:pPr>
-        <w:pStyle w:val="Title"/>
+        <w:pStyle w:val="Heading1"/>
       </w:pPr>
       <w:r>
         <w:t>Independent security review: Node server</w:t>
       </w:r>
     </w:p>
     <w:p>
-      <w:r/>
       <w:r>
         <w:rPr>
           <w:b/>
@@ -24,11 +23,10 @@
     </w:p>
     <w:p>
       <w:r>
-        <w:t>NexonAI Consulting SRL, Alba Iulia, Romania. Draft of 19 October 2026.</w:t>
+        <w:t>NexonAI Consulting SRL, Alba Iulia, Romania. Draft of 19 October 2026, revised on 25 October 2026 after our own pre-audit (section 9).</w:t>
       </w:r>
     </w:p>
     <w:p>
-      <w:r/>
       <w:r>
         <w:rPr>
           <w:b/>
@@ -41,7 +39,7 @@
     </w:p>
     <w:p>
       <w:pPr>
-        <w:pStyle w:val="Heading1"/>
+        <w:pStyle w:val="Heading2"/>
       </w:pPr>
       <w:r>
         <w:t>1. What we want to be able to say afterwards</w:t>
@@ -76,7 +74,7 @@
         <w:pStyle w:val="ListNumber"/>
       </w:pPr>
       <w:r>
-        <w:t>One licence creates up to 250 node addresses (onion services) on one server. Each is a way in to the same store, and only the owner can write.</w:t>
+        <w:t>One licence creates up to 250 node addresses (onion services) on one server. Each is a way in to the same store. Writing needs the owner secret, which every company device that holds the node list also holds (section 6).</w:t>
       </w:r>
     </w:p>
     <w:p>
@@ -84,7 +82,7 @@
         <w:pStyle w:val="ListNumber"/>
       </w:pPr>
       <w:r>
-        <w:t>The program a customer runs is the program that was reviewed. The report names its fingerprint.</w:t>
+        <w:t>The program a customer runs is the program that was reviewed. The report names its fingerprint. (The signed file list covers the program files only, see M8 in section 9.)</w:t>
       </w:r>
     </w:p>
     <w:p>
@@ -94,7 +92,7 @@
     </w:p>
     <w:p>
       <w:pPr>
-        <w:pStyle w:val="Heading1"/>
+        <w:pStyle w:val="Heading2"/>
       </w:pPr>
       <w:r>
         <w:t>2. The system in one page</w:t>
@@ -110,6 +108,7 @@
       <w:r>
         <w:rPr>
           <w:rFonts w:ascii="Consolas" w:hAnsi="Consolas"/>
+          <w:sz w:val="18"/>
         </w:rPr>
         <w:t>node-mesh-server</w:t>
       </w:r>
@@ -127,6 +126,7 @@
       <w:r>
         <w:rPr>
           <w:rFonts w:ascii="Consolas" w:hAnsi="Consolas"/>
+          <w:sz w:val="18"/>
         </w:rPr>
         <w:t>GET /health</w:t>
       </w:r>
@@ -136,6 +136,7 @@
       <w:r>
         <w:rPr>
           <w:rFonts w:ascii="Consolas" w:hAnsi="Consolas"/>
+          <w:sz w:val="18"/>
         </w:rPr>
         <w:t>GET /pool</w:t>
       </w:r>
@@ -145,6 +146,7 @@
       <w:r>
         <w:rPr>
           <w:rFonts w:ascii="Consolas" w:hAnsi="Consolas"/>
+          <w:sz w:val="18"/>
         </w:rPr>
         <w:t>GET /lock-status</w:t>
       </w:r>
@@ -154,6 +156,7 @@
       <w:r>
         <w:rPr>
           <w:rFonts w:ascii="Consolas" w:hAnsi="Consolas"/>
+          <w:sz w:val="18"/>
         </w:rPr>
         <w:t>POST /unlock</w:t>
       </w:r>
@@ -163,6 +166,7 @@
       <w:r>
         <w:rPr>
           <w:rFonts w:ascii="Consolas" w:hAnsi="Consolas"/>
+          <w:sz w:val="18"/>
         </w:rPr>
         <w:t>PUT /deposit</w:t>
       </w:r>
@@ -172,6 +176,7 @@
       <w:r>
         <w:rPr>
           <w:rFonts w:ascii="Consolas" w:hAnsi="Consolas"/>
+          <w:sz w:val="18"/>
         </w:rPr>
         <w:t>GET /fetch</w:t>
       </w:r>
@@ -181,6 +186,7 @@
       <w:r>
         <w:rPr>
           <w:rFonts w:ascii="Consolas" w:hAnsi="Consolas"/>
+          <w:sz w:val="18"/>
         </w:rPr>
         <w:t>POST /fetchMany</w:t>
       </w:r>
@@ -198,6 +204,7 @@
       <w:r>
         <w:rPr>
           <w:rFonts w:ascii="Consolas" w:hAnsi="Consolas"/>
+          <w:sz w:val="18"/>
         </w:rPr>
         <w:t>/deposit</w:t>
       </w:r>
@@ -207,6 +214,7 @@
       <w:r>
         <w:rPr>
           <w:rFonts w:ascii="Consolas" w:hAnsi="Consolas"/>
+          <w:sz w:val="18"/>
         </w:rPr>
         <w:t>/fetch</w:t>
       </w:r>
@@ -216,6 +224,7 @@
       <w:r>
         <w:rPr>
           <w:rFonts w:ascii="Consolas" w:hAnsi="Consolas"/>
+          <w:sz w:val="18"/>
         </w:rPr>
         <w:t>/fetchMany</w:t>
       </w:r>
@@ -244,7 +253,7 @@
         <w:pStyle w:val="ListBullet"/>
       </w:pPr>
       <w:r>
-        <w:t>A separate setup page (port 8790 by default) shows the owner code and the node list. It answers only to this computer or a private network address and only with a local Host header. Docker and the customer tool publish it to the host's loopback only.</w:t>
+        <w:t>A separate setup page (port 8790 by default) shows the owner code and the node list. It answers only to this computer or a private network address, only with a local Host header and, since 25 October 2026, only with an access token (32 random bytes, new at every start, written to a 0600 file in the data folder and printed only to an interactive terminal). Docker and the customer tool publish it to the host's loopback only.</w:t>
       </w:r>
     </w:p>
     <w:p>
@@ -257,7 +266,7 @@
     </w:p>
     <w:p>
       <w:pPr>
-        <w:pStyle w:val="Heading1"/>
+        <w:pStyle w:val="Heading2"/>
       </w:pPr>
       <w:r>
         <w:t>3. Preconditions NexonAI completes before kick-off</w:t>
@@ -273,6 +282,7 @@
       <w:r>
         <w:rPr>
           <w:rFonts w:ascii="Consolas" w:hAnsi="Consolas"/>
+          <w:sz w:val="18"/>
         </w:rPr>
         <w:t>release-manifest.txt</w:t>
       </w:r>
@@ -285,7 +295,16 @@
         <w:pStyle w:val="ListBullet"/>
       </w:pPr>
       <w:r>
-        <w:t>Wire format v2 on all clients (message length moved inside the encrypted part, version byte). The server does not change because it stores blind 4096-byte packets. The auditor sees only uniform random-looking packets.</w:t>
+        <w:t xml:space="preserve">Wire format v2 on all clients (message length moved inside the encrypted part, version byte). The server does not change because it stores blind 4096-byte packets. The auditor sees only uniform random-looking packets. </w:t>
+      </w:r>
+      <w:r>
+        <w:rPr>
+          <w:b/>
+        </w:rPr>
+        <w:t>Status on 25 October 2026: not done.</w:t>
+      </w:r>
+      <w:r>
+        <w:t xml:space="preserve"> Today the payload length stands in the clear in the first bytes of each stored packet (our finding F1, decision pending). The audit should start after this is closed, so that it sees the final format.</w:t>
       </w:r>
     </w:p>
     <w:p>
@@ -298,6 +317,7 @@
       <w:r>
         <w:rPr>
           <w:rFonts w:ascii="Consolas" w:hAnsi="Consolas"/>
+          <w:sz w:val="18"/>
         </w:rPr>
         <w:t>evidence/run-evidence.bat</w:t>
       </w:r>
@@ -307,11 +327,12 @@
       <w:r>
         <w:rPr>
           <w:rFonts w:ascii="Consolas" w:hAnsi="Consolas"/>
+          <w:sz w:val="18"/>
         </w:rPr>
         <w:t>.sh</w:t>
       </w:r>
       <w:r>
-        <w:t>), with its report attached. Status at the time of writing: 97 automated checks pass, 0 fail.</w:t>
+        <w:t>), with its report attached. Status on 25 October 2026: 97 automated checks pass, 0 fail, plus one open finding (F1).</w:t>
       </w:r>
     </w:p>
     <w:p>
@@ -324,7 +345,7 @@
     </w:p>
     <w:p>
       <w:pPr>
-        <w:pStyle w:val="Heading1"/>
+        <w:pStyle w:val="Heading2"/>
       </w:pPr>
       <w:r>
         <w:t>4. Claims to test</w:t>
@@ -337,6 +358,7 @@
       <w:r>
         <w:rPr>
           <w:rFonts w:ascii="Consolas" w:hAnsi="Consolas"/>
+          <w:sz w:val="18"/>
         </w:rPr>
         <w:t>evidence/CLAIMS_TO_EVIDENCE.md</w:t>
       </w:r>
@@ -360,11 +382,19 @@
         <w:tc>
           <w:tcPr>
             <w:tcW w:type="dxa" w:w="2160"/>
+            <w:shd w:val="clear" w:color="auto" w:fill="E7ECEF"/>
           </w:tcPr>
           <w:p>
             <w:r>
               <w:rPr>
                 <w:b/>
+                <w:sz w:val="17"/>
+              </w:rPr>
+            </w:r>
+            <w:r>
+              <w:rPr>
+                <w:b/>
+                <w:sz w:val="17"/>
               </w:rPr>
               <w:t>#</w:t>
             </w:r>
@@ -373,11 +403,19 @@
         <w:tc>
           <w:tcPr>
             <w:tcW w:type="dxa" w:w="2160"/>
+            <w:shd w:val="clear" w:color="auto" w:fill="E7ECEF"/>
           </w:tcPr>
           <w:p>
             <w:r>
               <w:rPr>
                 <w:b/>
+                <w:sz w:val="17"/>
+              </w:rPr>
+            </w:r>
+            <w:r>
+              <w:rPr>
+                <w:b/>
+                <w:sz w:val="17"/>
               </w:rPr>
               <w:t>Claim</w:t>
             </w:r>
@@ -386,11 +424,19 @@
         <w:tc>
           <w:tcPr>
             <w:tcW w:type="dxa" w:w="2160"/>
+            <w:shd w:val="clear" w:color="auto" w:fill="E7ECEF"/>
           </w:tcPr>
           <w:p>
             <w:r>
               <w:rPr>
                 <w:b/>
+                <w:sz w:val="17"/>
+              </w:rPr>
+            </w:r>
+            <w:r>
+              <w:rPr>
+                <w:b/>
+                <w:sz w:val="17"/>
               </w:rPr>
               <w:t>What we ask the auditor to do</w:t>
             </w:r>
@@ -399,11 +445,19 @@
         <w:tc>
           <w:tcPr>
             <w:tcW w:type="dxa" w:w="2160"/>
+            <w:shd w:val="clear" w:color="auto" w:fill="E7ECEF"/>
           </w:tcPr>
           <w:p>
             <w:r>
               <w:rPr>
                 <w:b/>
+                <w:sz w:val="17"/>
+              </w:rPr>
+            </w:r>
+            <w:r>
+              <w:rPr>
+                <w:b/>
+                <w:sz w:val="17"/>
               </w:rPr>
               <w:t>Our evidence now</w:t>
             </w:r>
@@ -417,6 +471,14 @@
           </w:tcPr>
           <w:p>
             <w:r>
+              <w:rPr>
+                <w:sz w:val="17"/>
+              </w:rPr>
+            </w:r>
+            <w:r>
+              <w:rPr>
+                <w:sz w:val="17"/>
+              </w:rPr>
               <w:t>S1</w:t>
             </w:r>
           </w:p>
@@ -427,6 +489,14 @@
           </w:tcPr>
           <w:p>
             <w:r>
+              <w:rPr>
+                <w:sz w:val="17"/>
+              </w:rPr>
+            </w:r>
+            <w:r>
+              <w:rPr>
+                <w:sz w:val="17"/>
+              </w:rPr>
               <w:t>Exactly seven requests exist. Everything else answers 404 for every method. Only the owner can deposit. Nothing deletes except expiry.</w:t>
             </w:r>
           </w:p>
@@ -437,51 +507,79 @@
           </w:tcPr>
           <w:p>
             <w:r>
+              <w:rPr>
+                <w:sz w:val="17"/>
+              </w:rPr>
+            </w:r>
+            <w:r>
+              <w:rPr>
+                <w:sz w:val="17"/>
+              </w:rPr>
               <w:t>Read every route, middleware and configuration variable (</w:t>
             </w:r>
             <w:r>
               <w:rPr>
                 <w:rFonts w:ascii="Consolas" w:hAnsi="Consolas"/>
+                <w:sz w:val="17"/>
               </w:rPr>
               <w:t>app.ts</w:t>
             </w:r>
             <w:r>
+              <w:rPr>
+                <w:sz w:val="17"/>
+              </w:rPr>
               <w:t xml:space="preserve">, </w:t>
             </w:r>
             <w:r>
               <w:rPr>
                 <w:rFonts w:ascii="Consolas" w:hAnsi="Consolas"/>
+                <w:sz w:val="17"/>
               </w:rPr>
               <w:t>routes/node.ts</w:t>
             </w:r>
             <w:r>
+              <w:rPr>
+                <w:sz w:val="17"/>
+              </w:rPr>
               <w:t xml:space="preserve">, </w:t>
             </w:r>
             <w:r>
               <w:rPr>
                 <w:rFonts w:ascii="Consolas" w:hAnsi="Consolas"/>
+                <w:sz w:val="17"/>
               </w:rPr>
               <w:t>middleware/</w:t>
             </w:r>
             <w:r>
+              <w:rPr>
+                <w:sz w:val="17"/>
+              </w:rPr>
               <w:t xml:space="preserve">, </w:t>
             </w:r>
             <w:r>
               <w:rPr>
                 <w:rFonts w:ascii="Consolas" w:hAnsi="Consolas"/>
+                <w:sz w:val="17"/>
               </w:rPr>
               <w:t>config.ts</w:t>
             </w:r>
             <w:r>
+              <w:rPr>
+                <w:sz w:val="17"/>
+              </w:rPr>
               <w:t xml:space="preserve">, </w:t>
             </w:r>
             <w:r>
               <w:rPr>
                 <w:rFonts w:ascii="Consolas" w:hAnsi="Consolas"/>
+                <w:sz w:val="17"/>
               </w:rPr>
               <w:t>index.ts</w:t>
             </w:r>
             <w:r>
+              <w:rPr>
+                <w:sz w:val="17"/>
+              </w:rPr>
               <w:t>). Black-box test with malformed and oversized input, wrong methods, header tricks, timing of the owner-secret check.</w:t>
             </w:r>
           </w:p>
@@ -492,15 +590,29 @@
           </w:tcPr>
           <w:p>
             <w:r>
+              <w:rPr>
+                <w:sz w:val="17"/>
+              </w:rPr>
+            </w:r>
+            <w:r>
+              <w:rPr>
+                <w:sz w:val="17"/>
+              </w:rPr>
               <w:t xml:space="preserve">A1 to A4, A15; script </w:t>
             </w:r>
             <w:r>
               <w:rPr>
                 <w:rFonts w:ascii="Consolas" w:hAnsi="Consolas"/>
+                <w:sz w:val="17"/>
               </w:rPr>
               <w:t>01</w:t>
             </w:r>
-            <w:r/>
+            <w:r>
+              <w:rPr>
+                <w:sz w:val="17"/>
+              </w:rPr>
+              <w:t>; since 25 Oct: JSON 404 for every unknown path and method, no ETag, exact paths, HEAD and OPTIONS answer 404 (tests)</w:t>
+            </w:r>
           </w:p>
         </w:tc>
       </w:tr>
@@ -511,6 +623,14 @@
           </w:tcPr>
           <w:p>
             <w:r>
+              <w:rPr>
+                <w:sz w:val="17"/>
+              </w:rPr>
+            </w:r>
+            <w:r>
+              <w:rPr>
+                <w:sz w:val="17"/>
+              </w:rPr>
               <w:t>S2</w:t>
             </w:r>
           </w:p>
@@ -521,6 +641,14 @@
           </w:tcPr>
           <w:p>
             <w:r>
+              <w:rPr>
+                <w:sz w:val="17"/>
+              </w:rPr>
+            </w:r>
+            <w:r>
+              <w:rPr>
+                <w:sz w:val="17"/>
+              </w:rPr>
               <w:t>The server stores nothing about people. No sender address, user agent, owner secret or contact list reaches a file, a log or the database.</w:t>
             </w:r>
           </w:p>
@@ -531,6 +659,14 @@
           </w:tcPr>
           <w:p>
             <w:r>
+              <w:rPr>
+                <w:sz w:val="17"/>
+              </w:rPr>
+            </w:r>
+            <w:r>
+              <w:rPr>
+                <w:sz w:val="17"/>
+              </w:rPr>
               <w:t>Run traffic, then inspect database, write-ahead log, process memory, logs and temporary files. Review every logging call.</w:t>
             </w:r>
           </w:p>
@@ -541,24 +677,42 @@
           </w:tcPr>
           <w:p>
             <w:r>
+              <w:rPr>
+                <w:sz w:val="17"/>
+              </w:rPr>
+            </w:r>
+            <w:r>
+              <w:rPr>
+                <w:sz w:val="17"/>
+              </w:rPr>
               <w:t xml:space="preserve">A5, A6, A9; scripts </w:t>
             </w:r>
             <w:r>
               <w:rPr>
                 <w:rFonts w:ascii="Consolas" w:hAnsi="Consolas"/>
+                <w:sz w:val="17"/>
               </w:rPr>
               <w:t>02</w:t>
             </w:r>
             <w:r>
+              <w:rPr>
+                <w:sz w:val="17"/>
+              </w:rPr>
               <w:t xml:space="preserve">, </w:t>
             </w:r>
             <w:r>
               <w:rPr>
                 <w:rFonts w:ascii="Consolas" w:hAnsi="Consolas"/>
+                <w:sz w:val="17"/>
               </w:rPr>
               <w:t>03</w:t>
             </w:r>
-            <w:r/>
+            <w:r>
+              <w:rPr>
+                <w:sz w:val="17"/>
+              </w:rPr>
+              <w:t>; since 25 Oct the per-minute sweep log line is gone, remaining log lines are start, licence, integrity, settings and Tor state</w:t>
+            </w:r>
           </w:p>
         </w:tc>
       </w:tr>
@@ -569,6 +723,14 @@
           </w:tcPr>
           <w:p>
             <w:r>
+              <w:rPr>
+                <w:sz w:val="17"/>
+              </w:rPr>
+            </w:r>
+            <w:r>
+              <w:rPr>
+                <w:sz w:val="17"/>
+              </w:rPr>
               <w:t>S3</w:t>
             </w:r>
           </w:p>
@@ -579,7 +741,15 @@
           </w:tcPr>
           <w:p>
             <w:r>
-              <w:t>A packet is unreadable after its lifetime and removed from the files within about a minute.</w:t>
+              <w:rPr>
+                <w:sz w:val="17"/>
+              </w:rPr>
+            </w:r>
+            <w:r>
+              <w:rPr>
+                <w:sz w:val="17"/>
+              </w:rPr>
+              <w:t>A packet is unreadable after its lifetime and removed from the files within about a minute while the server runs (a stopped server keeps expired packets until its next start, which sweeps once straight away).</w:t>
             </w:r>
           </w:p>
         </w:tc>
@@ -589,6 +759,14 @@
           </w:tcPr>
           <w:p>
             <w:r>
+              <w:rPr>
+                <w:sz w:val="17"/>
+              </w:rPr>
+            </w:r>
+            <w:r>
+              <w:rPr>
+                <w:sz w:val="17"/>
+              </w:rPr>
               <w:t>Verify with disk inspection after expiry, after a crash and after a restart. State the limits of secure deletion on the file system and storage used.</w:t>
             </w:r>
           </w:p>
@@ -599,15 +777,27 @@
           </w:tcPr>
           <w:p>
             <w:r>
+              <w:rPr>
+                <w:sz w:val="17"/>
+              </w:rPr>
+            </w:r>
+            <w:r>
+              <w:rPr>
+                <w:sz w:val="17"/>
+              </w:rPr>
               <w:t xml:space="preserve">A7, A16; script </w:t>
             </w:r>
             <w:r>
               <w:rPr>
                 <w:rFonts w:ascii="Consolas" w:hAnsi="Consolas"/>
+                <w:sz w:val="17"/>
               </w:rPr>
               <w:t>02</w:t>
             </w:r>
             <w:r>
+              <w:rPr>
+                <w:sz w:val="17"/>
+              </w:rPr>
               <w:t>, store tests</w:t>
             </w:r>
           </w:p>
@@ -620,6 +810,14 @@
           </w:tcPr>
           <w:p>
             <w:r>
+              <w:rPr>
+                <w:sz w:val="17"/>
+              </w:rPr>
+            </w:r>
+            <w:r>
+              <w:rPr>
+                <w:sz w:val="17"/>
+              </w:rPr>
               <w:t>S4</w:t>
             </w:r>
           </w:p>
@@ -630,6 +828,14 @@
           </w:tcPr>
           <w:p>
             <w:r>
+              <w:rPr>
+                <w:sz w:val="17"/>
+              </w:rPr>
+            </w:r>
+            <w:r>
+              <w:rPr>
+                <w:sz w:val="17"/>
+              </w:rPr>
               <w:t>The server contacts nobody except through Tor. The only outbound request is the one-time Tor download.</w:t>
             </w:r>
           </w:p>
@@ -640,6 +846,14 @@
           </w:tcPr>
           <w:p>
             <w:r>
+              <w:rPr>
+                <w:sz w:val="17"/>
+              </w:rPr>
+            </w:r>
+            <w:r>
+              <w:rPr>
+                <w:sz w:val="17"/>
+              </w:rPr>
               <w:t>Capture all traffic of a clean server on a machine you control for 24 hours with a few phones using it. Expect Tor's own traffic only. Check the Tor download pinning.</w:t>
             </w:r>
           </w:p>
@@ -650,6 +864,14 @@
           </w:tcPr>
           <w:p>
             <w:r>
+              <w:rPr>
+                <w:sz w:val="17"/>
+              </w:rPr>
+            </w:r>
+            <w:r>
+              <w:rPr>
+                <w:sz w:val="17"/>
+              </w:rPr>
               <w:t>A8, A12, A20 (code only; no capture yet)</w:t>
             </w:r>
           </w:p>
@@ -662,6 +884,14 @@
           </w:tcPr>
           <w:p>
             <w:r>
+              <w:rPr>
+                <w:sz w:val="17"/>
+              </w:rPr>
+            </w:r>
+            <w:r>
+              <w:rPr>
+                <w:sz w:val="17"/>
+              </w:rPr>
               <w:t>S5</w:t>
             </w:r>
           </w:p>
@@ -672,6 +902,14 @@
           </w:tcPr>
           <w:p>
             <w:r>
+              <w:rPr>
+                <w:sz w:val="17"/>
+              </w:rPr>
+            </w:r>
+            <w:r>
+              <w:rPr>
+                <w:sz w:val="17"/>
+              </w:rPr>
               <w:t>One licence creates up to 250 onion services in one process, each with its own key. Only the owner can list them.</w:t>
             </w:r>
           </w:p>
@@ -682,7 +920,28 @@
           </w:tcPr>
           <w:p>
             <w:r>
-              <w:t>Start a full server. Confirm the count equals the licence, each address answers, keys are separate, the list is owner-only. Assess whether addresses can be linked from outside. Measure resource use.</w:t>
+              <w:rPr>
+                <w:sz w:val="17"/>
+              </w:rPr>
+            </w:r>
+            <w:r>
+              <w:rPr>
+                <w:sz w:val="17"/>
+              </w:rPr>
+              <w:t xml:space="preserve">Start a full server. Confirm the count equals the licence, each address answers, keys are separate, the list is owner-only. Assess whether addresses can be linked from outside (before 25 Oct the </w:t>
+            </w:r>
+            <w:r>
+              <w:rPr>
+                <w:rFonts w:ascii="Consolas" w:hAnsi="Consolas"/>
+                <w:sz w:val="17"/>
+              </w:rPr>
+              <w:t>/fetchMany</w:t>
+            </w:r>
+            <w:r>
+              <w:rPr>
+                <w:sz w:val="17"/>
+              </w:rPr>
+              <w:t xml:space="preserve"> cursor was a server-wide counter and linked them; it now comes from the requested tags only). Measure resource use.</w:t>
             </w:r>
           </w:p>
         </w:tc>
@@ -692,7 +951,15 @@
           </w:tcPr>
           <w:p>
             <w:r>
-              <w:t>Licence and node tests; E4 is unmeasured</w:t>
+              <w:rPr>
+                <w:sz w:val="17"/>
+              </w:rPr>
+            </w:r>
+            <w:r>
+              <w:rPr>
+                <w:sz w:val="17"/>
+              </w:rPr>
+              <w:t>Licence and node tests; cursor tests; E4 is unmeasured</w:t>
             </w:r>
           </w:p>
         </w:tc>
@@ -704,6 +971,14 @@
           </w:tcPr>
           <w:p>
             <w:r>
+              <w:rPr>
+                <w:sz w:val="17"/>
+              </w:rPr>
+            </w:r>
+            <w:r>
+              <w:rPr>
+                <w:sz w:val="17"/>
+              </w:rPr>
               <w:t>S6</w:t>
             </w:r>
           </w:p>
@@ -714,6 +989,14 @@
           </w:tcPr>
           <w:p>
             <w:r>
+              <w:rPr>
+                <w:sz w:val="17"/>
+              </w:rPr>
+            </w:r>
+            <w:r>
+              <w:rPr>
+                <w:sz w:val="17"/>
+              </w:rPr>
               <w:t>After a restart a sealed server stays locked. The keys on disk are encrypted under a key derived from the owner secret.</w:t>
             </w:r>
           </w:p>
@@ -724,15 +1007,27 @@
           </w:tcPr>
           <w:p>
             <w:r>
+              <w:rPr>
+                <w:sz w:val="17"/>
+              </w:rPr>
+            </w:r>
+            <w:r>
+              <w:rPr>
+                <w:sz w:val="17"/>
+              </w:rPr>
               <w:t xml:space="preserve">Review </w:t>
             </w:r>
             <w:r>
               <w:rPr>
                 <w:rFonts w:ascii="Consolas" w:hAnsi="Consolas"/>
+                <w:sz w:val="17"/>
               </w:rPr>
               <w:t>nodeIdentity.ts</w:t>
             </w:r>
             <w:r>
+              <w:rPr>
+                <w:sz w:val="17"/>
+              </w:rPr>
               <w:t xml:space="preserve"> and the unlock route: key derivation, authentication, brute-force limits, the control address and the look-alike risk (someone imitating the unlock address).</w:t>
             </w:r>
           </w:p>
@@ -743,6 +1038,14 @@
           </w:tcPr>
           <w:p>
             <w:r>
+              <w:rPr>
+                <w:sz w:val="17"/>
+              </w:rPr>
+            </w:r>
+            <w:r>
+              <w:rPr>
+                <w:sz w:val="17"/>
+              </w:rPr>
               <w:t>F1 (operation), tests</w:t>
             </w:r>
           </w:p>
@@ -755,6 +1058,14 @@
           </w:tcPr>
           <w:p>
             <w:r>
+              <w:rPr>
+                <w:sz w:val="17"/>
+              </w:rPr>
+            </w:r>
+            <w:r>
+              <w:rPr>
+                <w:sz w:val="17"/>
+              </w:rPr>
               <w:t>S7</w:t>
             </w:r>
           </w:p>
@@ -765,7 +1076,54 @@
           </w:tcPr>
           <w:p>
             <w:r>
-              <w:t>Licence checks are offline and send nothing. The signed file list detects changed program files.</w:t>
+              <w:rPr>
+                <w:sz w:val="17"/>
+              </w:rPr>
+            </w:r>
+            <w:r>
+              <w:rPr>
+                <w:sz w:val="17"/>
+              </w:rPr>
+              <w:t>Licence checks are offline and send nothing. The signed file list detects changed program files (</w:t>
+            </w:r>
+            <w:r>
+              <w:rPr>
+                <w:rFonts w:ascii="Consolas" w:hAnsi="Consolas"/>
+                <w:sz w:val="17"/>
+              </w:rPr>
+              <w:t>dist/*.js</w:t>
+            </w:r>
+            <w:r>
+              <w:rPr>
+                <w:sz w:val="17"/>
+              </w:rPr>
+              <w:t xml:space="preserve"> and </w:t>
+            </w:r>
+            <w:r>
+              <w:rPr>
+                <w:rFonts w:ascii="Consolas" w:hAnsi="Consolas"/>
+                <w:sz w:val="17"/>
+              </w:rPr>
+              <w:t>package.json</w:t>
+            </w:r>
+            <w:r>
+              <w:rPr>
+                <w:sz w:val="17"/>
+              </w:rPr>
+              <w:t xml:space="preserve">; it does not cover </w:t>
+            </w:r>
+            <w:r>
+              <w:rPr>
+                <w:rFonts w:ascii="Consolas" w:hAnsi="Consolas"/>
+                <w:sz w:val="17"/>
+              </w:rPr>
+              <w:t>node_modules</w:t>
+            </w:r>
+            <w:r>
+              <w:rPr>
+                <w:sz w:val="17"/>
+              </w:rPr>
+              <w:t>, the native SQLite file or the Tor program, M8 open).</w:t>
             </w:r>
           </w:p>
         </w:tc>
@@ -775,34 +1133,54 @@
           </w:tcPr>
           <w:p>
             <w:r>
+              <w:rPr>
+                <w:sz w:val="17"/>
+              </w:rPr>
+            </w:r>
+            <w:r>
+              <w:rPr>
+                <w:sz w:val="17"/>
+              </w:rPr>
               <w:t xml:space="preserve">Review </w:t>
             </w:r>
             <w:r>
               <w:rPr>
                 <w:rFonts w:ascii="Consolas" w:hAnsi="Consolas"/>
+                <w:sz w:val="17"/>
               </w:rPr>
               <w:t>license.ts</w:t>
             </w:r>
             <w:r>
+              <w:rPr>
+                <w:sz w:val="17"/>
+              </w:rPr>
               <w:t xml:space="preserve">, </w:t>
             </w:r>
             <w:r>
               <w:rPr>
                 <w:rFonts w:ascii="Consolas" w:hAnsi="Consolas"/>
+                <w:sz w:val="17"/>
               </w:rPr>
               <w:t>integrity.ts</w:t>
             </w:r>
             <w:r>
+              <w:rPr>
+                <w:sz w:val="17"/>
+              </w:rPr>
               <w:t xml:space="preserve"> and </w:t>
             </w:r>
             <w:r>
               <w:rPr>
                 <w:rFonts w:ascii="Consolas" w:hAnsi="Consolas"/>
+                <w:sz w:val="17"/>
               </w:rPr>
               <w:t>verify-release</w:t>
             </w:r>
             <w:r>
-              <w:t>. State what a compromised server can fake about itself.</w:t>
+              <w:rPr>
+                <w:sz w:val="17"/>
+              </w:rPr>
+              <w:t>. State what a compromised server can fake about itself and what the list does not cover.</w:t>
             </w:r>
           </w:p>
         </w:tc>
@@ -812,6 +1190,14 @@
           </w:tcPr>
           <w:p>
             <w:r>
+              <w:rPr>
+                <w:sz w:val="17"/>
+              </w:rPr>
+            </w:r>
+            <w:r>
+              <w:rPr>
+                <w:sz w:val="17"/>
+              </w:rPr>
               <w:t>F2, A11</w:t>
             </w:r>
           </w:p>
@@ -824,6 +1210,14 @@
           </w:tcPr>
           <w:p>
             <w:r>
+              <w:rPr>
+                <w:sz w:val="17"/>
+              </w:rPr>
+            </w:r>
+            <w:r>
+              <w:rPr>
+                <w:sz w:val="17"/>
+              </w:rPr>
               <w:t>S8</w:t>
             </w:r>
           </w:p>
@@ -834,7 +1228,67 @@
           </w:tcPr>
           <w:p>
             <w:r>
-              <w:t>The server cannot be filled or flooded without limit: strict base64, 4096 bytes per packet, 1500 packets per tag, 200 000 in total, read limit per node address, size limit on requests.</w:t>
+              <w:rPr>
+                <w:sz w:val="17"/>
+              </w:rPr>
+            </w:r>
+            <w:r>
+              <w:rPr>
+                <w:sz w:val="17"/>
+              </w:rPr>
+              <w:t xml:space="preserve">The server cannot be filled or flooded without limit: strict base64, 4096 bytes per packet, 1500 packets per tag, 200 000 in total, read limit per node address, size limit on requests. Since 25 Oct: only addresses the server really serves get their own read bucket (made-up Host values share one), </w:t>
+            </w:r>
+            <w:r>
+              <w:rPr>
+                <w:rFonts w:ascii="Consolas" w:hAnsi="Consolas"/>
+                <w:sz w:val="17"/>
+              </w:rPr>
+              <w:t>/fetchMany</w:t>
+            </w:r>
+            <w:r>
+              <w:rPr>
+                <w:sz w:val="17"/>
+              </w:rPr>
+              <w:t xml:space="preserve"> reads repeated tags once and answers with at most 256 packets, </w:t>
+            </w:r>
+            <w:r>
+              <w:rPr>
+                <w:rFonts w:ascii="Consolas" w:hAnsi="Consolas"/>
+                <w:sz w:val="17"/>
+              </w:rPr>
+              <w:t>/lock-status</w:t>
+            </w:r>
+            <w:r>
+              <w:rPr>
+                <w:sz w:val="17"/>
+              </w:rPr>
+              <w:t xml:space="preserve">, </w:t>
+            </w:r>
+            <w:r>
+              <w:rPr>
+                <w:rFonts w:ascii="Consolas" w:hAnsi="Consolas"/>
+                <w:sz w:val="17"/>
+              </w:rPr>
+              <w:t>/pool</w:t>
+            </w:r>
+            <w:r>
+              <w:rPr>
+                <w:sz w:val="17"/>
+              </w:rPr>
+              <w:t xml:space="preserve"> and </w:t>
+            </w:r>
+            <w:r>
+              <w:rPr>
+                <w:rFonts w:ascii="Consolas" w:hAnsi="Consolas"/>
+                <w:sz w:val="17"/>
+              </w:rPr>
+              <w:t>/unlock</w:t>
+            </w:r>
+            <w:r>
+              <w:rPr>
+                <w:sz w:val="17"/>
+              </w:rPr>
+              <w:t xml:space="preserve"> have separate buckets.</w:t>
             </w:r>
           </w:p>
         </w:tc>
@@ -844,15 +1298,27 @@
           </w:tcPr>
           <w:p>
             <w:r>
-              <w:t xml:space="preserve">Try exhaustion (with written permission, on your own machine). Assess the shared limit on </w:t>
+              <w:rPr>
+                <w:sz w:val="17"/>
+              </w:rPr>
+            </w:r>
+            <w:r>
+              <w:rPr>
+                <w:sz w:val="17"/>
+              </w:rPr>
+              <w:t xml:space="preserve">Try exhaustion (with written permission, on your own machine). Assess the limit on </w:t>
             </w:r>
             <w:r>
               <w:rPr>
                 <w:rFonts w:ascii="Consolas" w:hAnsi="Consolas"/>
+                <w:sz w:val="17"/>
               </w:rPr>
               <w:t>/unlock</w:t>
             </w:r>
             <w:r>
+              <w:rPr>
+                <w:sz w:val="17"/>
+              </w:rPr>
               <w:t xml:space="preserve"> and the effect of someone who knows one address.</w:t>
             </w:r>
           </w:p>
@@ -863,7 +1329,15 @@
           </w:tcPr>
           <w:p>
             <w:r>
-              <w:t>A17 to A19; app tests</w:t>
+              <w:rPr>
+                <w:sz w:val="17"/>
+              </w:rPr>
+            </w:r>
+            <w:r>
+              <w:rPr>
+                <w:sz w:val="17"/>
+              </w:rPr>
+              <w:t>A17 to A19; app tests; tests for Host rotation, repeated tags and the cut answer</w:t>
             </w:r>
           </w:p>
         </w:tc>
@@ -875,6 +1349,14 @@
           </w:tcPr>
           <w:p>
             <w:r>
+              <w:rPr>
+                <w:sz w:val="17"/>
+              </w:rPr>
+            </w:r>
+            <w:r>
+              <w:rPr>
+                <w:sz w:val="17"/>
+              </w:rPr>
               <w:t>S9</w:t>
             </w:r>
           </w:p>
@@ -885,7 +1367,15 @@
           </w:tcPr>
           <w:p>
             <w:r>
-              <w:t>The setup page cannot be reached from outside.</w:t>
+              <w:rPr>
+                <w:sz w:val="17"/>
+              </w:rPr>
+            </w:r>
+            <w:r>
+              <w:rPr>
+                <w:sz w:val="17"/>
+              </w:rPr>
+              <w:t>The setup page cannot be reached from outside. Since 25 Oct it also needs an access token (new at every start), so a neighbouring container cannot read the owner code by sending a loopback Host header.</w:t>
             </w:r>
           </w:p>
         </w:tc>
@@ -895,7 +1385,28 @@
           </w:tcPr>
           <w:p>
             <w:r>
-              <w:t>Test the default, Docker and customer-tool installs. Judge the dependence on the host port mapping.</w:t>
+              <w:rPr>
+                <w:sz w:val="17"/>
+              </w:rPr>
+            </w:r>
+            <w:r>
+              <w:rPr>
+                <w:sz w:val="17"/>
+              </w:rPr>
+              <w:t xml:space="preserve">Test the default, Docker and customer-tool installs. Judge the dependence on the host port mapping and the token handling (file </w:t>
+            </w:r>
+            <w:r>
+              <w:rPr>
+                <w:rFonts w:ascii="Consolas" w:hAnsi="Consolas"/>
+                <w:sz w:val="17"/>
+              </w:rPr>
+              <w:t>admin-token</w:t>
+            </w:r>
+            <w:r>
+              <w:rPr>
+                <w:sz w:val="17"/>
+              </w:rPr>
+              <w:t>, link printed to a terminal only, cookie after the first visit).</w:t>
             </w:r>
           </w:p>
         </w:tc>
@@ -905,7 +1416,15 @@
           </w:tcPr>
           <w:p>
             <w:r>
-              <w:t>A20</w:t>
+              <w:rPr>
+                <w:sz w:val="17"/>
+              </w:rPr>
+            </w:r>
+            <w:r>
+              <w:rPr>
+                <w:sz w:val="17"/>
+              </w:rPr>
+              <w:t>A20; adminApp tests; Control test with a rotating token</w:t>
             </w:r>
           </w:p>
         </w:tc>
@@ -917,6 +1436,14 @@
           </w:tcPr>
           <w:p>
             <w:r>
+              <w:rPr>
+                <w:sz w:val="17"/>
+              </w:rPr>
+            </w:r>
+            <w:r>
+              <w:rPr>
+                <w:sz w:val="17"/>
+              </w:rPr>
               <w:t>S10</w:t>
             </w:r>
           </w:p>
@@ -927,7 +1454,28 @@
           </w:tcPr>
           <w:p>
             <w:r>
-              <w:t>Operator settings never give the server more capabilities. Two lower protection: key storage on disk and Tor switched off for tests.</w:t>
+              <w:rPr>
+                <w:sz w:val="17"/>
+              </w:rPr>
+            </w:r>
+            <w:r>
+              <w:rPr>
+                <w:sz w:val="17"/>
+              </w:rPr>
+              <w:t>Operator settings never give the server more capabilities. Settings that lower protection are printed at every start, one line each (</w:t>
+            </w:r>
+            <w:r>
+              <w:rPr>
+                <w:rFonts w:ascii="Consolas" w:hAnsi="Consolas"/>
+                <w:sz w:val="17"/>
+              </w:rPr>
+              <w:t>loweredProtection.ts</w:t>
+            </w:r>
+            <w:r>
+              <w:rPr>
+                <w:sz w:val="17"/>
+              </w:rPr>
+              <w:t>): key storage on disk, Tor off, setup page beyond loopback, owner code in the log, a changed packet ceiling, an own Tor program or folder, a public address that is not a v3 onion, unsigned start allowed.</w:t>
             </w:r>
           </w:p>
         </w:tc>
@@ -937,24 +1485,40 @@
           </w:tcPr>
           <w:p>
             <w:r>
+              <w:rPr>
+                <w:sz w:val="17"/>
+              </w:rPr>
+            </w:r>
+            <w:r>
+              <w:rPr>
+                <w:sz w:val="17"/>
+              </w:rPr>
               <w:t xml:space="preserve">Walk every environment variable and setting in </w:t>
             </w:r>
             <w:r>
               <w:rPr>
                 <w:rFonts w:ascii="Consolas" w:hAnsi="Consolas"/>
+                <w:sz w:val="17"/>
               </w:rPr>
               <w:t>config.ts</w:t>
             </w:r>
             <w:r>
+              <w:rPr>
+                <w:sz w:val="17"/>
+              </w:rPr>
               <w:t xml:space="preserve"> and </w:t>
             </w:r>
             <w:r>
               <w:rPr>
                 <w:rFonts w:ascii="Consolas" w:hAnsi="Consolas"/>
+                <w:sz w:val="17"/>
               </w:rPr>
               <w:t>index.ts</w:t>
             </w:r>
             <w:r>
+              <w:rPr>
+                <w:sz w:val="17"/>
+              </w:rPr>
               <w:t xml:space="preserve"> and confirm the effect in A10.</w:t>
             </w:r>
           </w:p>
@@ -965,6 +1529,14 @@
           </w:tcPr>
           <w:p>
             <w:r>
+              <w:rPr>
+                <w:sz w:val="17"/>
+              </w:rPr>
+            </w:r>
+            <w:r>
+              <w:rPr>
+                <w:sz w:val="17"/>
+              </w:rPr>
               <w:t>A10</w:t>
             </w:r>
           </w:p>
@@ -977,6 +1549,14 @@
           </w:tcPr>
           <w:p>
             <w:r>
+              <w:rPr>
+                <w:sz w:val="17"/>
+              </w:rPr>
+            </w:r>
+            <w:r>
+              <w:rPr>
+                <w:sz w:val="17"/>
+              </w:rPr>
               <w:t>S11</w:t>
             </w:r>
           </w:p>
@@ -987,6 +1567,14 @@
           </w:tcPr>
           <w:p>
             <w:r>
+              <w:rPr>
+                <w:sz w:val="17"/>
+              </w:rPr>
+            </w:r>
+            <w:r>
+              <w:rPr>
+                <w:sz w:val="17"/>
+              </w:rPr>
               <w:t>Libraries and download chain are sound.</w:t>
             </w:r>
           </w:p>
@@ -997,6 +1585,14 @@
           </w:tcPr>
           <w:p>
             <w:r>
+              <w:rPr>
+                <w:sz w:val="17"/>
+              </w:rPr>
+            </w:r>
+            <w:r>
+              <w:rPr>
+                <w:sz w:val="17"/>
+              </w:rPr>
               <w:t>Review the 3 direct and about 130 total production packages, install scripts, the Tor download pinning. Ask us for a software bill of materials.</w:t>
             </w:r>
           </w:p>
@@ -1007,15 +1603,23 @@
           </w:tcPr>
           <w:p>
             <w:r>
+              <w:rPr>
+                <w:sz w:val="17"/>
+              </w:rPr>
+            </w:r>
+            <w:r>
+              <w:rPr>
+                <w:sz w:val="17"/>
+              </w:rPr>
               <w:t xml:space="preserve">A12 to A14; script </w:t>
             </w:r>
             <w:r>
               <w:rPr>
                 <w:rFonts w:ascii="Consolas" w:hAnsi="Consolas"/>
+                <w:sz w:val="17"/>
               </w:rPr>
               <w:t>09</w:t>
             </w:r>
-            <w:r/>
           </w:p>
         </w:tc>
       </w:tr>
@@ -1023,7 +1627,7 @@
     <w:p/>
     <w:p>
       <w:pPr>
-        <w:pStyle w:val="Heading1"/>
+        <w:pStyle w:val="Heading2"/>
       </w:pPr>
       <w:r>
         <w:t>5. How we would like the work done</w:t>
@@ -1039,6 +1643,7 @@
       <w:r>
         <w:rPr>
           <w:rFonts w:ascii="Consolas" w:hAnsi="Consolas"/>
+          <w:sz w:val="18"/>
         </w:rPr>
         <w:t>tor/</w:t>
       </w:r>
@@ -1077,7 +1682,7 @@
     </w:p>
     <w:p>
       <w:pPr>
-        <w:pStyle w:val="Heading1"/>
+        <w:pStyle w:val="Heading2"/>
       </w:pPr>
       <w:r>
         <w:t>6. Limits we state ourselves</w:t>
@@ -1088,7 +1693,30 @@
         <w:pStyle w:val="ListBullet"/>
       </w:pPr>
       <w:r>
-        <w:t>Whoever seizes or controls a running server sees packet counts, timing, tags, sizes (all 4096 bytes) and the times of deposits and reads. They do not see content, names or user addresses. The customer's hosting provider can read a running server's memory.</w:t>
+        <w:t>Whoever seizes or controls a running server sees packet counts, timing, tags, sizes (all 4096 bytes), the times of deposits and reads and, until F1 is closed, the payload length written in each packet. They do not see content, names or user addresses. The customer's hosting provider can read a running server's memory.</w:t>
+      </w:r>
+    </w:p>
+    <w:p>
+      <w:pPr>
+        <w:pStyle w:val="ListBullet"/>
+      </w:pPr>
+      <w:r>
+        <w:t>The owner secret is one per server. Every company device that holds the node list, and every device of a departed employee until the secret is rotated, can write to all 250 addresses and fill the shared store (200 000 packets); then deposits are refused for everybody. Per-device write keys are not built (pre-audit M5).</w:t>
+      </w:r>
+    </w:p>
+    <w:p>
+      <w:pPr>
+        <w:pStyle w:val="ListBullet"/>
+      </w:pPr>
+      <w:r>
+        <w:rPr>
+          <w:rFonts w:ascii="Consolas" w:hAnsi="Consolas"/>
+          <w:sz w:val="18"/>
+        </w:rPr>
+        <w:t>/unlock</w:t>
+      </w:r>
+      <w:r>
+        <w:t xml:space="preserve"> has to derive the key to test a secret, so its attempts are limited as a whole: a stranger who knows the control address can delay unlocking from the app. The setup page is the owner's way around it.</w:t>
       </w:r>
     </w:p>
     <w:p>
@@ -1141,7 +1769,7 @@
     </w:p>
     <w:p>
       <w:pPr>
-        <w:pStyle w:val="Heading1"/>
+        <w:pStyle w:val="Heading2"/>
       </w:pPr>
       <w:r>
         <w:t>7. Out of scope</w:t>
@@ -1154,7 +1782,7 @@
     </w:p>
     <w:p>
       <w:pPr>
-        <w:pStyle w:val="Heading1"/>
+        <w:pStyle w:val="Heading2"/>
       </w:pPr>
       <w:r>
         <w:t>8. Deliverables</w:t>
@@ -1203,6 +1831,774 @@
     <w:p>
       <w:r>
         <w:t>Timing, price and contact: to be agreed.</w:t>
+      </w:r>
+    </w:p>
+    <w:p>
+      <w:pPr>
+        <w:pStyle w:val="Heading2"/>
+      </w:pPr>
+      <w:r>
+        <w:t>9. What our own pre-audit found (25 October 2026)</w:t>
+      </w:r>
+    </w:p>
+    <w:p>
+      <w:r>
+        <w:t>Before this brief went out we ran an internal adversarial review of the server and the app (code reading and tests on a local instance, no device, no real Tor). The findings below are told here so that your time goes to what we do not already know. The detailed report is available under the confidentiality agreement.</w:t>
+      </w:r>
+    </w:p>
+    <w:tbl>
+      <w:tblPr>
+        <w:tblStyle w:val="TableGrid"/>
+        <w:tblW w:type="auto" w:w="0"/>
+        <w:tblLook w:firstColumn="1" w:firstRow="1" w:lastColumn="0" w:lastRow="0" w:noHBand="0" w:noVBand="1" w:val="04A0"/>
+      </w:tblPr>
+      <w:tblGrid>
+        <w:gridCol w:w="2880"/>
+        <w:gridCol w:w="2880"/>
+        <w:gridCol w:w="2880"/>
+      </w:tblGrid>
+      <w:tr>
+        <w:tc>
+          <w:tcPr>
+            <w:tcW w:type="dxa" w:w="2880"/>
+            <w:shd w:val="clear" w:color="auto" w:fill="E7ECEF"/>
+          </w:tcPr>
+          <w:p>
+            <w:r>
+              <w:rPr>
+                <w:b/>
+                <w:sz w:val="17"/>
+              </w:rPr>
+            </w:r>
+            <w:r>
+              <w:rPr>
+                <w:b/>
+                <w:sz w:val="17"/>
+              </w:rPr>
+              <w:t>ID</w:t>
+            </w:r>
+          </w:p>
+        </w:tc>
+        <w:tc>
+          <w:tcPr>
+            <w:tcW w:type="dxa" w:w="2880"/>
+            <w:shd w:val="clear" w:color="auto" w:fill="E7ECEF"/>
+          </w:tcPr>
+          <w:p>
+            <w:r>
+              <w:rPr>
+                <w:b/>
+                <w:sz w:val="17"/>
+              </w:rPr>
+            </w:r>
+            <w:r>
+              <w:rPr>
+                <w:b/>
+                <w:sz w:val="17"/>
+              </w:rPr>
+              <w:t>Finding</w:t>
+            </w:r>
+          </w:p>
+        </w:tc>
+        <w:tc>
+          <w:tcPr>
+            <w:tcW w:type="dxa" w:w="2880"/>
+            <w:shd w:val="clear" w:color="auto" w:fill="E7ECEF"/>
+          </w:tcPr>
+          <w:p>
+            <w:r>
+              <w:rPr>
+                <w:b/>
+                <w:sz w:val="17"/>
+              </w:rPr>
+            </w:r>
+            <w:r>
+              <w:rPr>
+                <w:b/>
+                <w:sz w:val="17"/>
+              </w:rPr>
+              <w:t>Status on 25 October 2026</w:t>
+            </w:r>
+          </w:p>
+        </w:tc>
+      </w:tr>
+      <w:tr>
+        <w:tc>
+          <w:tcPr>
+            <w:tcW w:type="dxa" w:w="2880"/>
+          </w:tcPr>
+          <w:p>
+            <w:r>
+              <w:rPr>
+                <w:sz w:val="17"/>
+              </w:rPr>
+            </w:r>
+            <w:r>
+              <w:rPr>
+                <w:sz w:val="17"/>
+              </w:rPr>
+              <w:t>F1, L12</w:t>
+            </w:r>
+          </w:p>
+        </w:tc>
+        <w:tc>
+          <w:tcPr>
+            <w:tcW w:type="dxa" w:w="2880"/>
+          </w:tcPr>
+          <w:p>
+            <w:r>
+              <w:rPr>
+                <w:sz w:val="17"/>
+              </w:rPr>
+            </w:r>
+            <w:r>
+              <w:rPr>
+                <w:sz w:val="17"/>
+              </w:rPr>
+              <w:t>Payload length readable in the stored packet; padding is zeros behind the message</w:t>
+            </w:r>
+          </w:p>
+        </w:tc>
+        <w:tc>
+          <w:tcPr>
+            <w:tcW w:type="dxa" w:w="2880"/>
+          </w:tcPr>
+          <w:p>
+            <w:r>
+              <w:rPr>
+                <w:sz w:val="17"/>
+              </w:rPr>
+            </w:r>
+            <w:r>
+              <w:rPr>
+                <w:b/>
+                <w:sz w:val="17"/>
+              </w:rPr>
+              <w:t>Open</w:t>
+            </w:r>
+            <w:r>
+              <w:rPr>
+                <w:sz w:val="17"/>
+              </w:rPr>
+              <w:t>, decision pending. Fix: pad first, then encrypt (wire format v2)</w:t>
+            </w:r>
+          </w:p>
+        </w:tc>
+      </w:tr>
+      <w:tr>
+        <w:tc>
+          <w:tcPr>
+            <w:tcW w:type="dxa" w:w="2880"/>
+          </w:tcPr>
+          <w:p>
+            <w:r>
+              <w:rPr>
+                <w:sz w:val="17"/>
+              </w:rPr>
+            </w:r>
+            <w:r>
+              <w:rPr>
+                <w:sz w:val="17"/>
+              </w:rPr>
+              <w:t>M1</w:t>
+            </w:r>
+          </w:p>
+        </w:tc>
+        <w:tc>
+          <w:tcPr>
+            <w:tcW w:type="dxa" w:w="2880"/>
+          </w:tcPr>
+          <w:p>
+            <w:r>
+              <w:rPr>
+                <w:sz w:val="17"/>
+              </w:rPr>
+            </w:r>
+            <w:r>
+              <w:rPr>
+                <w:sz w:val="17"/>
+              </w:rPr>
+              <w:t>Read limit keyed by the Host header the caller sets</w:t>
+            </w:r>
+          </w:p>
+        </w:tc>
+        <w:tc>
+          <w:tcPr>
+            <w:tcW w:type="dxa" w:w="2880"/>
+          </w:tcPr>
+          <w:p>
+            <w:r>
+              <w:rPr>
+                <w:sz w:val="17"/>
+              </w:rPr>
+            </w:r>
+            <w:r>
+              <w:rPr>
+                <w:sz w:val="17"/>
+              </w:rPr>
+              <w:t>Fixed, tested</w:t>
+            </w:r>
+          </w:p>
+        </w:tc>
+      </w:tr>
+      <w:tr>
+        <w:tc>
+          <w:tcPr>
+            <w:tcW w:type="dxa" w:w="2880"/>
+          </w:tcPr>
+          <w:p>
+            <w:r>
+              <w:rPr>
+                <w:sz w:val="17"/>
+              </w:rPr>
+            </w:r>
+            <w:r>
+              <w:rPr>
+                <w:sz w:val="17"/>
+              </w:rPr>
+              <w:t>M2</w:t>
+            </w:r>
+          </w:p>
+        </w:tc>
+        <w:tc>
+          <w:tcPr>
+            <w:tcW w:type="dxa" w:w="2880"/>
+          </w:tcPr>
+          <w:p>
+            <w:r>
+              <w:rPr>
+                <w:sz w:val="17"/>
+              </w:rPr>
+            </w:r>
+            <w:r>
+              <w:rPr>
+                <w:rFonts w:ascii="Consolas" w:hAnsi="Consolas"/>
+                <w:sz w:val="17"/>
+              </w:rPr>
+              <w:t>/fetchMany</w:t>
+            </w:r>
+            <w:r>
+              <w:rPr>
+                <w:sz w:val="17"/>
+              </w:rPr>
+              <w:t xml:space="preserve"> with repeated tags blocked the whole server (8 requests, 7.6 s)</w:t>
+            </w:r>
+          </w:p>
+        </w:tc>
+        <w:tc>
+          <w:tcPr>
+            <w:tcW w:type="dxa" w:w="2880"/>
+          </w:tcPr>
+          <w:p>
+            <w:r>
+              <w:rPr>
+                <w:sz w:val="17"/>
+              </w:rPr>
+            </w:r>
+            <w:r>
+              <w:rPr>
+                <w:sz w:val="17"/>
+              </w:rPr>
+              <w:t>Fixed, tested</w:t>
+            </w:r>
+          </w:p>
+        </w:tc>
+      </w:tr>
+      <w:tr>
+        <w:tc>
+          <w:tcPr>
+            <w:tcW w:type="dxa" w:w="2880"/>
+          </w:tcPr>
+          <w:p>
+            <w:r>
+              <w:rPr>
+                <w:sz w:val="17"/>
+              </w:rPr>
+            </w:r>
+            <w:r>
+              <w:rPr>
+                <w:sz w:val="17"/>
+              </w:rPr>
+              <w:t>M3</w:t>
+            </w:r>
+          </w:p>
+        </w:tc>
+        <w:tc>
+          <w:tcPr>
+            <w:tcW w:type="dxa" w:w="2880"/>
+          </w:tcPr>
+          <w:p>
+            <w:r>
+              <w:rPr>
+                <w:sz w:val="17"/>
+              </w:rPr>
+            </w:r>
+            <w:r>
+              <w:rPr>
+                <w:rFonts w:ascii="Consolas" w:hAnsi="Consolas"/>
+                <w:sz w:val="17"/>
+              </w:rPr>
+              <w:t>/fetchMany</w:t>
+            </w:r>
+            <w:r>
+              <w:rPr>
+                <w:sz w:val="17"/>
+              </w:rPr>
+              <w:t xml:space="preserve"> cursor showed the server-wide deposit counter and linked addresses</w:t>
+            </w:r>
+          </w:p>
+        </w:tc>
+        <w:tc>
+          <w:tcPr>
+            <w:tcW w:type="dxa" w:w="2880"/>
+          </w:tcPr>
+          <w:p>
+            <w:r>
+              <w:rPr>
+                <w:sz w:val="17"/>
+              </w:rPr>
+            </w:r>
+            <w:r>
+              <w:rPr>
+                <w:sz w:val="17"/>
+              </w:rPr>
+              <w:t>Fixed, tested</w:t>
+            </w:r>
+          </w:p>
+        </w:tc>
+      </w:tr>
+      <w:tr>
+        <w:tc>
+          <w:tcPr>
+            <w:tcW w:type="dxa" w:w="2880"/>
+          </w:tcPr>
+          <w:p>
+            <w:r>
+              <w:rPr>
+                <w:sz w:val="17"/>
+              </w:rPr>
+            </w:r>
+            <w:r>
+              <w:rPr>
+                <w:sz w:val="17"/>
+              </w:rPr>
+              <w:t>M11</w:t>
+            </w:r>
+          </w:p>
+        </w:tc>
+        <w:tc>
+          <w:tcPr>
+            <w:tcW w:type="dxa" w:w="2880"/>
+          </w:tcPr>
+          <w:p>
+            <w:r>
+              <w:rPr>
+                <w:sz w:val="17"/>
+              </w:rPr>
+            </w:r>
+            <w:r>
+              <w:rPr>
+                <w:sz w:val="17"/>
+              </w:rPr>
+              <w:t>Setup page reachable by neighbouring containers with a forged Host header</w:t>
+            </w:r>
+          </w:p>
+        </w:tc>
+        <w:tc>
+          <w:tcPr>
+            <w:tcW w:type="dxa" w:w="2880"/>
+          </w:tcPr>
+          <w:p>
+            <w:r>
+              <w:rPr>
+                <w:sz w:val="17"/>
+              </w:rPr>
+            </w:r>
+            <w:r>
+              <w:rPr>
+                <w:sz w:val="17"/>
+              </w:rPr>
+              <w:t>Fixed with an access token, tested; real Docker network not tested</w:t>
+            </w:r>
+          </w:p>
+        </w:tc>
+      </w:tr>
+      <w:tr>
+        <w:tc>
+          <w:tcPr>
+            <w:tcW w:type="dxa" w:w="2880"/>
+          </w:tcPr>
+          <w:p>
+            <w:r>
+              <w:rPr>
+                <w:sz w:val="17"/>
+              </w:rPr>
+            </w:r>
+            <w:r>
+              <w:rPr>
+                <w:sz w:val="17"/>
+              </w:rPr>
+              <w:t>L1</w:t>
+            </w:r>
+          </w:p>
+        </w:tc>
+        <w:tc>
+          <w:tcPr>
+            <w:tcW w:type="dxa" w:w="2880"/>
+          </w:tcPr>
+          <w:p>
+            <w:r>
+              <w:rPr>
+                <w:sz w:val="17"/>
+              </w:rPr>
+            </w:r>
+            <w:r>
+              <w:rPr>
+                <w:sz w:val="17"/>
+              </w:rPr>
+              <w:t xml:space="preserve">A stranger could lock the owner out of </w:t>
+            </w:r>
+            <w:r>
+              <w:rPr>
+                <w:rFonts w:ascii="Consolas" w:hAnsi="Consolas"/>
+                <w:sz w:val="17"/>
+              </w:rPr>
+              <w:t>/pool</w:t>
+            </w:r>
+          </w:p>
+        </w:tc>
+        <w:tc>
+          <w:tcPr>
+            <w:tcW w:type="dxa" w:w="2880"/>
+          </w:tcPr>
+          <w:p>
+            <w:r>
+              <w:rPr>
+                <w:sz w:val="17"/>
+              </w:rPr>
+            </w:r>
+            <w:r>
+              <w:rPr>
+                <w:sz w:val="17"/>
+              </w:rPr>
+              <w:t>Fixed</w:t>
+            </w:r>
+          </w:p>
+        </w:tc>
+      </w:tr>
+      <w:tr>
+        <w:tc>
+          <w:tcPr>
+            <w:tcW w:type="dxa" w:w="2880"/>
+          </w:tcPr>
+          <w:p>
+            <w:r>
+              <w:rPr>
+                <w:sz w:val="17"/>
+              </w:rPr>
+            </w:r>
+            <w:r>
+              <w:rPr>
+                <w:sz w:val="17"/>
+              </w:rPr>
+              <w:t>L2, L3, L7, L8, L9</w:t>
+            </w:r>
+          </w:p>
+        </w:tc>
+        <w:tc>
+          <w:tcPr>
+            <w:tcW w:type="dxa" w:w="2880"/>
+          </w:tcPr>
+          <w:p>
+            <w:r>
+              <w:rPr>
+                <w:sz w:val="17"/>
+              </w:rPr>
+            </w:r>
+            <w:r>
+              <w:rPr>
+                <w:sz w:val="17"/>
+              </w:rPr>
+              <w:t>Expired packets kept on a stopped server; framework visible in error pages; traffic timeline in logs; database files readable by other users; incomplete list of weakening settings</w:t>
+            </w:r>
+          </w:p>
+        </w:tc>
+        <w:tc>
+          <w:tcPr>
+            <w:tcW w:type="dxa" w:w="2880"/>
+          </w:tcPr>
+          <w:p>
+            <w:r>
+              <w:rPr>
+                <w:sz w:val="17"/>
+              </w:rPr>
+            </w:r>
+            <w:r>
+              <w:rPr>
+                <w:sz w:val="17"/>
+              </w:rPr>
+              <w:t>Fixed</w:t>
+            </w:r>
+          </w:p>
+        </w:tc>
+      </w:tr>
+      <w:tr>
+        <w:tc>
+          <w:tcPr>
+            <w:tcW w:type="dxa" w:w="2880"/>
+          </w:tcPr>
+          <w:p>
+            <w:r>
+              <w:rPr>
+                <w:sz w:val="17"/>
+              </w:rPr>
+            </w:r>
+            <w:r>
+              <w:rPr>
+                <w:sz w:val="17"/>
+              </w:rPr>
+              <w:t>Dependencies</w:t>
+            </w:r>
+          </w:p>
+        </w:tc>
+        <w:tc>
+          <w:tcPr>
+            <w:tcW w:type="dxa" w:w="2880"/>
+          </w:tcPr>
+          <w:p>
+            <w:r>
+              <w:rPr>
+                <w:sz w:val="17"/>
+              </w:rPr>
+            </w:r>
+            <w:r>
+              <w:rPr>
+                <w:rFonts w:ascii="Consolas" w:hAnsi="Consolas"/>
+                <w:sz w:val="17"/>
+              </w:rPr>
+              <w:t>body-parser</w:t>
+            </w:r>
+            <w:r>
+              <w:rPr>
+                <w:sz w:val="17"/>
+              </w:rPr>
+              <w:t xml:space="preserve"> advisory (high, denial of service)</w:t>
+            </w:r>
+          </w:p>
+        </w:tc>
+        <w:tc>
+          <w:tcPr>
+            <w:tcW w:type="dxa" w:w="2880"/>
+          </w:tcPr>
+          <w:p>
+            <w:r>
+              <w:rPr>
+                <w:sz w:val="17"/>
+              </w:rPr>
+            </w:r>
+            <w:r>
+              <w:rPr>
+                <w:sz w:val="17"/>
+              </w:rPr>
+              <w:t>Fixed (1.20.9)</w:t>
+            </w:r>
+          </w:p>
+        </w:tc>
+      </w:tr>
+      <w:tr>
+        <w:tc>
+          <w:tcPr>
+            <w:tcW w:type="dxa" w:w="2880"/>
+          </w:tcPr>
+          <w:p>
+            <w:r>
+              <w:rPr>
+                <w:sz w:val="17"/>
+              </w:rPr>
+            </w:r>
+            <w:r>
+              <w:rPr>
+                <w:sz w:val="17"/>
+              </w:rPr>
+              <w:t>M5</w:t>
+            </w:r>
+          </w:p>
+        </w:tc>
+        <w:tc>
+          <w:tcPr>
+            <w:tcW w:type="dxa" w:w="2880"/>
+          </w:tcPr>
+          <w:p>
+            <w:r>
+              <w:rPr>
+                <w:sz w:val="17"/>
+              </w:rPr>
+            </w:r>
+            <w:r>
+              <w:rPr>
+                <w:sz w:val="17"/>
+              </w:rPr>
+              <w:t>One owner secret per server: every company device with the node list can write and fill the shared store</w:t>
+            </w:r>
+          </w:p>
+        </w:tc>
+        <w:tc>
+          <w:tcPr>
+            <w:tcW w:type="dxa" w:w="2880"/>
+          </w:tcPr>
+          <w:p>
+            <w:r>
+              <w:rPr>
+                <w:sz w:val="17"/>
+              </w:rPr>
+            </w:r>
+            <w:r>
+              <w:rPr>
+                <w:b/>
+                <w:sz w:val="17"/>
+              </w:rPr>
+              <w:t>Open</w:t>
+            </w:r>
+            <w:r>
+              <w:rPr>
+                <w:sz w:val="17"/>
+              </w:rPr>
+              <w:t>, design question (per-device write keys), stated in section 6</w:t>
+            </w:r>
+          </w:p>
+        </w:tc>
+      </w:tr>
+      <w:tr>
+        <w:tc>
+          <w:tcPr>
+            <w:tcW w:type="dxa" w:w="2880"/>
+          </w:tcPr>
+          <w:p>
+            <w:r>
+              <w:rPr>
+                <w:sz w:val="17"/>
+              </w:rPr>
+            </w:r>
+            <w:r>
+              <w:rPr>
+                <w:sz w:val="17"/>
+              </w:rPr>
+              <w:t>M8</w:t>
+            </w:r>
+          </w:p>
+        </w:tc>
+        <w:tc>
+          <w:tcPr>
+            <w:tcW w:type="dxa" w:w="2880"/>
+          </w:tcPr>
+          <w:p>
+            <w:r>
+              <w:rPr>
+                <w:sz w:val="17"/>
+              </w:rPr>
+            </w:r>
+            <w:r>
+              <w:rPr>
+                <w:sz w:val="17"/>
+              </w:rPr>
+              <w:t xml:space="preserve">Release fingerprint does not cover </w:t>
+            </w:r>
+            <w:r>
+              <w:rPr>
+                <w:rFonts w:ascii="Consolas" w:hAnsi="Consolas"/>
+                <w:sz w:val="17"/>
+              </w:rPr>
+              <w:t>node_modules</w:t>
+            </w:r>
+            <w:r>
+              <w:rPr>
+                <w:sz w:val="17"/>
+              </w:rPr>
+              <w:t>, the native SQLite file, the Tor program; the single-file build is unsigned</w:t>
+            </w:r>
+          </w:p>
+        </w:tc>
+        <w:tc>
+          <w:tcPr>
+            <w:tcW w:type="dxa" w:w="2880"/>
+          </w:tcPr>
+          <w:p>
+            <w:r>
+              <w:rPr>
+                <w:sz w:val="17"/>
+              </w:rPr>
+            </w:r>
+            <w:r>
+              <w:rPr>
+                <w:b/>
+                <w:sz w:val="17"/>
+              </w:rPr>
+              <w:t>Open</w:t>
+            </w:r>
+          </w:p>
+        </w:tc>
+      </w:tr>
+      <w:tr>
+        <w:tc>
+          <w:tcPr>
+            <w:tcW w:type="dxa" w:w="2880"/>
+          </w:tcPr>
+          <w:p>
+            <w:r>
+              <w:rPr>
+                <w:sz w:val="17"/>
+              </w:rPr>
+            </w:r>
+            <w:r>
+              <w:rPr>
+                <w:sz w:val="17"/>
+              </w:rPr>
+              <w:t>I3</w:t>
+            </w:r>
+          </w:p>
+        </w:tc>
+        <w:tc>
+          <w:tcPr>
+            <w:tcW w:type="dxa" w:w="2880"/>
+          </w:tcPr>
+          <w:p>
+            <w:r>
+              <w:rPr>
+                <w:sz w:val="17"/>
+              </w:rPr>
+            </w:r>
+            <w:r>
+              <w:rPr>
+                <w:sz w:val="17"/>
+              </w:rPr>
+              <w:t>Unlock sends the owner secret to the control address (a stolen control key could imitate the server)</w:t>
+            </w:r>
+          </w:p>
+        </w:tc>
+        <w:tc>
+          <w:tcPr>
+            <w:tcW w:type="dxa" w:w="2880"/>
+          </w:tcPr>
+          <w:p>
+            <w:r>
+              <w:rPr>
+                <w:sz w:val="17"/>
+              </w:rPr>
+            </w:r>
+            <w:r>
+              <w:rPr>
+                <w:sz w:val="17"/>
+              </w:rPr>
+              <w:t>Known limit</w:t>
+            </w:r>
+          </w:p>
+        </w:tc>
+      </w:tr>
+    </w:tbl>
+    <w:p/>
+    <w:p>
+      <w:r>
+        <w:t>Not covered by our own review: real Tor, a 24-hour capture, a full 250-node server, Docker and VPS runs, memory forensics of the server process.</w:t>
       </w:r>
     </w:p>
     <w:sectPr>

--- a/unpruuf/evidence/AUDIT_BRIEF_NODE_SERVER.docx
+++ b/unpruuf/evidence/AUDIT_BRIEF_NODE_SERVER.docx
@@ -7,6 +7,10 @@
         <w:pStyle w:val="Heading1"/>
       </w:pPr>
       <w:r>
+        <w:rPr>
+          <w:rFonts w:ascii="Open Sans" w:hAnsi="Open Sans"/>
+          <w:color w:val="0F2A3A"/>
+        </w:rPr>
         <w:t>Independent security review: Node server</w:t>
       </w:r>
     </w:p>
@@ -40,8 +44,15 @@
     <w:p>
       <w:pPr>
         <w:pStyle w:val="Heading2"/>
+        <w:pBdr>
+          <w:bottom w:val="single" w:sz="6" w:space="4" w:color="D9E4EA"/>
+        </w:pBdr>
       </w:pPr>
       <w:r>
+        <w:rPr>
+          <w:rFonts w:ascii="Open Sans" w:hAnsi="Open Sans"/>
+          <w:color w:val="0F2A3A"/>
+        </w:rPr>
         <w:t>1. What we want to be able to say afterwards</w:t>
       </w:r>
     </w:p>
@@ -93,8 +104,15 @@
     <w:p>
       <w:pPr>
         <w:pStyle w:val="Heading2"/>
+        <w:pBdr>
+          <w:bottom w:val="single" w:sz="6" w:space="4" w:color="D9E4EA"/>
+        </w:pBdr>
       </w:pPr>
       <w:r>
+        <w:rPr>
+          <w:rFonts w:ascii="Open Sans" w:hAnsi="Open Sans"/>
+          <w:color w:val="0F2A3A"/>
+        </w:rPr>
         <w:t>2. The system in one page</w:t>
       </w:r>
     </w:p>
@@ -107,8 +125,10 @@
       </w:r>
       <w:r>
         <w:rPr>
-          <w:rFonts w:ascii="Consolas" w:hAnsi="Consolas"/>
-          <w:sz w:val="18"/>
+          <w:rFonts w:ascii="DejaVu Sans Mono" w:hAnsi="DejaVu Sans Mono"/>
+          <w:color w:val="0F2A3A"/>
+          <w:sz w:val="17"/>
+          <w:shd w:val="clear" w:color="auto" w:fill="F2F6F9"/>
         </w:rPr>
         <w:t>node-mesh-server</w:t>
       </w:r>
@@ -125,8 +145,10 @@
       </w:r>
       <w:r>
         <w:rPr>
-          <w:rFonts w:ascii="Consolas" w:hAnsi="Consolas"/>
-          <w:sz w:val="18"/>
+          <w:rFonts w:ascii="DejaVu Sans Mono" w:hAnsi="DejaVu Sans Mono"/>
+          <w:color w:val="0F2A3A"/>
+          <w:sz w:val="17"/>
+          <w:shd w:val="clear" w:color="auto" w:fill="F2F6F9"/>
         </w:rPr>
         <w:t>GET /health</w:t>
       </w:r>
@@ -135,8 +157,10 @@
       </w:r>
       <w:r>
         <w:rPr>
-          <w:rFonts w:ascii="Consolas" w:hAnsi="Consolas"/>
-          <w:sz w:val="18"/>
+          <w:rFonts w:ascii="DejaVu Sans Mono" w:hAnsi="DejaVu Sans Mono"/>
+          <w:color w:val="0F2A3A"/>
+          <w:sz w:val="17"/>
+          <w:shd w:val="clear" w:color="auto" w:fill="F2F6F9"/>
         </w:rPr>
         <w:t>GET /pool</w:t>
       </w:r>
@@ -145,8 +169,10 @@
       </w:r>
       <w:r>
         <w:rPr>
-          <w:rFonts w:ascii="Consolas" w:hAnsi="Consolas"/>
-          <w:sz w:val="18"/>
+          <w:rFonts w:ascii="DejaVu Sans Mono" w:hAnsi="DejaVu Sans Mono"/>
+          <w:color w:val="0F2A3A"/>
+          <w:sz w:val="17"/>
+          <w:shd w:val="clear" w:color="auto" w:fill="F2F6F9"/>
         </w:rPr>
         <w:t>GET /lock-status</w:t>
       </w:r>
@@ -155,8 +181,10 @@
       </w:r>
       <w:r>
         <w:rPr>
-          <w:rFonts w:ascii="Consolas" w:hAnsi="Consolas"/>
-          <w:sz w:val="18"/>
+          <w:rFonts w:ascii="DejaVu Sans Mono" w:hAnsi="DejaVu Sans Mono"/>
+          <w:color w:val="0F2A3A"/>
+          <w:sz w:val="17"/>
+          <w:shd w:val="clear" w:color="auto" w:fill="F2F6F9"/>
         </w:rPr>
         <w:t>POST /unlock</w:t>
       </w:r>
@@ -165,8 +193,10 @@
       </w:r>
       <w:r>
         <w:rPr>
-          <w:rFonts w:ascii="Consolas" w:hAnsi="Consolas"/>
-          <w:sz w:val="18"/>
+          <w:rFonts w:ascii="DejaVu Sans Mono" w:hAnsi="DejaVu Sans Mono"/>
+          <w:color w:val="0F2A3A"/>
+          <w:sz w:val="17"/>
+          <w:shd w:val="clear" w:color="auto" w:fill="F2F6F9"/>
         </w:rPr>
         <w:t>PUT /deposit</w:t>
       </w:r>
@@ -175,8 +205,10 @@
       </w:r>
       <w:r>
         <w:rPr>
-          <w:rFonts w:ascii="Consolas" w:hAnsi="Consolas"/>
-          <w:sz w:val="18"/>
+          <w:rFonts w:ascii="DejaVu Sans Mono" w:hAnsi="DejaVu Sans Mono"/>
+          <w:color w:val="0F2A3A"/>
+          <w:sz w:val="17"/>
+          <w:shd w:val="clear" w:color="auto" w:fill="F2F6F9"/>
         </w:rPr>
         <w:t>GET /fetch</w:t>
       </w:r>
@@ -185,8 +217,10 @@
       </w:r>
       <w:r>
         <w:rPr>
-          <w:rFonts w:ascii="Consolas" w:hAnsi="Consolas"/>
-          <w:sz w:val="18"/>
+          <w:rFonts w:ascii="DejaVu Sans Mono" w:hAnsi="DejaVu Sans Mono"/>
+          <w:color w:val="0F2A3A"/>
+          <w:sz w:val="17"/>
+          <w:shd w:val="clear" w:color="auto" w:fill="F2F6F9"/>
         </w:rPr>
         <w:t>POST /fetchMany</w:t>
       </w:r>
@@ -203,8 +237,10 @@
       </w:r>
       <w:r>
         <w:rPr>
-          <w:rFonts w:ascii="Consolas" w:hAnsi="Consolas"/>
-          <w:sz w:val="18"/>
+          <w:rFonts w:ascii="DejaVu Sans Mono" w:hAnsi="DejaVu Sans Mono"/>
+          <w:color w:val="0F2A3A"/>
+          <w:sz w:val="17"/>
+          <w:shd w:val="clear" w:color="auto" w:fill="F2F6F9"/>
         </w:rPr>
         <w:t>/deposit</w:t>
       </w:r>
@@ -213,8 +249,10 @@
       </w:r>
       <w:r>
         <w:rPr>
-          <w:rFonts w:ascii="Consolas" w:hAnsi="Consolas"/>
-          <w:sz w:val="18"/>
+          <w:rFonts w:ascii="DejaVu Sans Mono" w:hAnsi="DejaVu Sans Mono"/>
+          <w:color w:val="0F2A3A"/>
+          <w:sz w:val="17"/>
+          <w:shd w:val="clear" w:color="auto" w:fill="F2F6F9"/>
         </w:rPr>
         <w:t>/fetch</w:t>
       </w:r>
@@ -223,8 +261,10 @@
       </w:r>
       <w:r>
         <w:rPr>
-          <w:rFonts w:ascii="Consolas" w:hAnsi="Consolas"/>
-          <w:sz w:val="18"/>
+          <w:rFonts w:ascii="DejaVu Sans Mono" w:hAnsi="DejaVu Sans Mono"/>
+          <w:color w:val="0F2A3A"/>
+          <w:sz w:val="17"/>
+          <w:shd w:val="clear" w:color="auto" w:fill="F2F6F9"/>
         </w:rPr>
         <w:t>/fetchMany</w:t>
       </w:r>
@@ -267,8 +307,15 @@
     <w:p>
       <w:pPr>
         <w:pStyle w:val="Heading2"/>
+        <w:pBdr>
+          <w:bottom w:val="single" w:sz="6" w:space="4" w:color="D9E4EA"/>
+        </w:pBdr>
       </w:pPr>
       <w:r>
+        <w:rPr>
+          <w:rFonts w:ascii="Open Sans" w:hAnsi="Open Sans"/>
+          <w:color w:val="0F2A3A"/>
+        </w:rPr>
         <w:t>3. Preconditions NexonAI completes before kick-off</w:t>
       </w:r>
     </w:p>
@@ -281,8 +328,10 @@
       </w:r>
       <w:r>
         <w:rPr>
-          <w:rFonts w:ascii="Consolas" w:hAnsi="Consolas"/>
-          <w:sz w:val="18"/>
+          <w:rFonts w:ascii="DejaVu Sans Mono" w:hAnsi="DejaVu Sans Mono"/>
+          <w:color w:val="0F2A3A"/>
+          <w:sz w:val="17"/>
+          <w:shd w:val="clear" w:color="auto" w:fill="F2F6F9"/>
         </w:rPr>
         <w:t>release-manifest.txt</w:t>
       </w:r>
@@ -316,8 +365,10 @@
       </w:r>
       <w:r>
         <w:rPr>
-          <w:rFonts w:ascii="Consolas" w:hAnsi="Consolas"/>
-          <w:sz w:val="18"/>
+          <w:rFonts w:ascii="DejaVu Sans Mono" w:hAnsi="DejaVu Sans Mono"/>
+          <w:color w:val="0F2A3A"/>
+          <w:sz w:val="17"/>
+          <w:shd w:val="clear" w:color="auto" w:fill="F2F6F9"/>
         </w:rPr>
         <w:t>evidence/run-evidence.bat</w:t>
       </w:r>
@@ -326,8 +377,10 @@
       </w:r>
       <w:r>
         <w:rPr>
-          <w:rFonts w:ascii="Consolas" w:hAnsi="Consolas"/>
-          <w:sz w:val="18"/>
+          <w:rFonts w:ascii="DejaVu Sans Mono" w:hAnsi="DejaVu Sans Mono"/>
+          <w:color w:val="0F2A3A"/>
+          <w:sz w:val="17"/>
+          <w:shd w:val="clear" w:color="auto" w:fill="F2F6F9"/>
         </w:rPr>
         <w:t>.sh</w:t>
       </w:r>
@@ -346,8 +399,15 @@
     <w:p>
       <w:pPr>
         <w:pStyle w:val="Heading2"/>
+        <w:pBdr>
+          <w:bottom w:val="single" w:sz="6" w:space="4" w:color="D9E4EA"/>
+        </w:pBdr>
       </w:pPr>
       <w:r>
+        <w:rPr>
+          <w:rFonts w:ascii="Open Sans" w:hAnsi="Open Sans"/>
+          <w:color w:val="0F2A3A"/>
+        </w:rPr>
         <w:t>4. Claims to test</w:t>
       </w:r>
     </w:p>
@@ -357,8 +417,10 @@
       </w:r>
       <w:r>
         <w:rPr>
-          <w:rFonts w:ascii="Consolas" w:hAnsi="Consolas"/>
-          <w:sz w:val="18"/>
+          <w:rFonts w:ascii="DejaVu Sans Mono" w:hAnsi="DejaVu Sans Mono"/>
+          <w:color w:val="0F2A3A"/>
+          <w:sz w:val="17"/>
+          <w:shd w:val="clear" w:color="auto" w:fill="F2F6F9"/>
         </w:rPr>
         <w:t>evidence/CLAIMS_TO_EVIDENCE.md</w:t>
       </w:r>
@@ -368,31 +430,37 @@
     </w:p>
     <w:tbl>
       <w:tblPr>
-        <w:tblStyle w:val="TableGrid"/>
         <w:tblW w:type="auto" w:w="0"/>
         <w:tblLook w:firstColumn="1" w:firstRow="1" w:lastColumn="0" w:lastRow="0" w:noHBand="0" w:noVBand="1" w:val="04A0"/>
+        <w:tblBorders>
+          <w:top w:val="single" w:sz="6" w:space="0" w:color="D9E4EA"/>
+          <w:bottom w:val="single" w:sz="6" w:space="0" w:color="D9E4EA"/>
+          <w:insideH w:val="single" w:sz="6" w:space="0" w:color="D9E4EA"/>
+        </w:tblBorders>
       </w:tblPr>
       <w:tblGrid>
-        <w:gridCol w:w="2160"/>
-        <w:gridCol w:w="2160"/>
-        <w:gridCol w:w="2160"/>
-        <w:gridCol w:w="2160"/>
+        <w:gridCol w:w="2436"/>
+        <w:gridCol w:w="2436"/>
+        <w:gridCol w:w="2436"/>
+        <w:gridCol w:w="2436"/>
       </w:tblGrid>
       <w:tr>
         <w:tc>
           <w:tcPr>
-            <w:tcW w:type="dxa" w:w="2160"/>
-            <w:shd w:val="clear" w:color="auto" w:fill="E7ECEF"/>
+            <w:tcW w:type="dxa" w:w="2436"/>
+            <w:shd w:val="clear" w:color="auto" w:fill="F2F6F9"/>
           </w:tcPr>
           <w:p>
             <w:r>
               <w:rPr>
+                <w:rFonts w:ascii="Open Sans" w:hAnsi="Open Sans"/>
                 <w:b/>
                 <w:sz w:val="17"/>
               </w:rPr>
             </w:r>
             <w:r>
               <w:rPr>
+                <w:rFonts w:ascii="Open Sans" w:hAnsi="Open Sans"/>
                 <w:b/>
                 <w:sz w:val="17"/>
               </w:rPr>
@@ -402,18 +470,20 @@
         </w:tc>
         <w:tc>
           <w:tcPr>
-            <w:tcW w:type="dxa" w:w="2160"/>
-            <w:shd w:val="clear" w:color="auto" w:fill="E7ECEF"/>
+            <w:tcW w:type="dxa" w:w="2436"/>
+            <w:shd w:val="clear" w:color="auto" w:fill="F2F6F9"/>
           </w:tcPr>
           <w:p>
             <w:r>
               <w:rPr>
+                <w:rFonts w:ascii="Open Sans" w:hAnsi="Open Sans"/>
                 <w:b/>
                 <w:sz w:val="17"/>
               </w:rPr>
             </w:r>
             <w:r>
               <w:rPr>
+                <w:rFonts w:ascii="Open Sans" w:hAnsi="Open Sans"/>
                 <w:b/>
                 <w:sz w:val="17"/>
               </w:rPr>
@@ -423,18 +493,20 @@
         </w:tc>
         <w:tc>
           <w:tcPr>
-            <w:tcW w:type="dxa" w:w="2160"/>
-            <w:shd w:val="clear" w:color="auto" w:fill="E7ECEF"/>
+            <w:tcW w:type="dxa" w:w="2436"/>
+            <w:shd w:val="clear" w:color="auto" w:fill="F2F6F9"/>
           </w:tcPr>
           <w:p>
             <w:r>
               <w:rPr>
+                <w:rFonts w:ascii="Open Sans" w:hAnsi="Open Sans"/>
                 <w:b/>
                 <w:sz w:val="17"/>
               </w:rPr>
             </w:r>
             <w:r>
               <w:rPr>
+                <w:rFonts w:ascii="Open Sans" w:hAnsi="Open Sans"/>
                 <w:b/>
                 <w:sz w:val="17"/>
               </w:rPr>
@@ -444,18 +516,20 @@
         </w:tc>
         <w:tc>
           <w:tcPr>
-            <w:tcW w:type="dxa" w:w="2160"/>
-            <w:shd w:val="clear" w:color="auto" w:fill="E7ECEF"/>
+            <w:tcW w:type="dxa" w:w="2436"/>
+            <w:shd w:val="clear" w:color="auto" w:fill="F2F6F9"/>
           </w:tcPr>
           <w:p>
             <w:r>
               <w:rPr>
+                <w:rFonts w:ascii="Open Sans" w:hAnsi="Open Sans"/>
                 <w:b/>
                 <w:sz w:val="17"/>
               </w:rPr>
             </w:r>
             <w:r>
               <w:rPr>
+                <w:rFonts w:ascii="Open Sans" w:hAnsi="Open Sans"/>
                 <w:b/>
                 <w:sz w:val="17"/>
               </w:rPr>
@@ -467,16 +541,20 @@
       <w:tr>
         <w:tc>
           <w:tcPr>
-            <w:tcW w:type="dxa" w:w="2160"/>
+            <w:tcW w:type="dxa" w:w="2436"/>
           </w:tcPr>
           <w:p>
             <w:r>
               <w:rPr>
+                <w:rFonts w:ascii="DejaVu Sans Mono" w:hAnsi="DejaVu Sans Mono"/>
+                <w:color w:val="307098"/>
                 <w:sz w:val="17"/>
               </w:rPr>
             </w:r>
             <w:r>
               <w:rPr>
+                <w:rFonts w:ascii="DejaVu Sans Mono" w:hAnsi="DejaVu Sans Mono"/>
+                <w:color w:val="307098"/>
                 <w:sz w:val="17"/>
               </w:rPr>
               <w:t>S1</w:t>
@@ -485,16 +563,18 @@
         </w:tc>
         <w:tc>
           <w:tcPr>
-            <w:tcW w:type="dxa" w:w="2160"/>
+            <w:tcW w:type="dxa" w:w="2436"/>
           </w:tcPr>
           <w:p>
             <w:r>
               <w:rPr>
+                <w:rFonts w:ascii="Open Sans" w:hAnsi="Open Sans"/>
                 <w:sz w:val="17"/>
               </w:rPr>
             </w:r>
             <w:r>
               <w:rPr>
+                <w:rFonts w:ascii="Open Sans" w:hAnsi="Open Sans"/>
                 <w:sz w:val="17"/>
               </w:rPr>
               <w:t>Exactly seven requests exist. Everything else answers 404 for every method. Only the owner can deposit. Nothing deletes except expiry.</w:t>
@@ -503,81 +583,98 @@
         </w:tc>
         <w:tc>
           <w:tcPr>
-            <w:tcW w:type="dxa" w:w="2160"/>
+            <w:tcW w:type="dxa" w:w="2436"/>
           </w:tcPr>
           <w:p>
             <w:r>
               <w:rPr>
+                <w:rFonts w:ascii="Open Sans" w:hAnsi="Open Sans"/>
                 <w:sz w:val="17"/>
               </w:rPr>
             </w:r>
             <w:r>
               <w:rPr>
+                <w:rFonts w:ascii="Open Sans" w:hAnsi="Open Sans"/>
                 <w:sz w:val="17"/>
               </w:rPr>
               <w:t>Read every route, middleware and configuration variable (</w:t>
             </w:r>
             <w:r>
               <w:rPr>
-                <w:rFonts w:ascii="Consolas" w:hAnsi="Consolas"/>
+                <w:rFonts w:ascii="DejaVu Sans Mono" w:hAnsi="DejaVu Sans Mono"/>
+                <w:color w:val="0F2A3A"/>
                 <w:sz w:val="17"/>
+                <w:shd w:val="clear" w:color="auto" w:fill="F2F6F9"/>
               </w:rPr>
               <w:t>app.ts</w:t>
             </w:r>
             <w:r>
               <w:rPr>
+                <w:rFonts w:ascii="Open Sans" w:hAnsi="Open Sans"/>
                 <w:sz w:val="17"/>
               </w:rPr>
               <w:t xml:space="preserve">, </w:t>
             </w:r>
             <w:r>
               <w:rPr>
-                <w:rFonts w:ascii="Consolas" w:hAnsi="Consolas"/>
+                <w:rFonts w:ascii="DejaVu Sans Mono" w:hAnsi="DejaVu Sans Mono"/>
+                <w:color w:val="0F2A3A"/>
                 <w:sz w:val="17"/>
+                <w:shd w:val="clear" w:color="auto" w:fill="F2F6F9"/>
               </w:rPr>
               <w:t>routes/node.ts</w:t>
             </w:r>
             <w:r>
               <w:rPr>
+                <w:rFonts w:ascii="Open Sans" w:hAnsi="Open Sans"/>
                 <w:sz w:val="17"/>
               </w:rPr>
               <w:t xml:space="preserve">, </w:t>
             </w:r>
             <w:r>
               <w:rPr>
-                <w:rFonts w:ascii="Consolas" w:hAnsi="Consolas"/>
+                <w:rFonts w:ascii="DejaVu Sans Mono" w:hAnsi="DejaVu Sans Mono"/>
+                <w:color w:val="0F2A3A"/>
                 <w:sz w:val="17"/>
+                <w:shd w:val="clear" w:color="auto" w:fill="F2F6F9"/>
               </w:rPr>
               <w:t>middleware/</w:t>
             </w:r>
             <w:r>
               <w:rPr>
+                <w:rFonts w:ascii="Open Sans" w:hAnsi="Open Sans"/>
                 <w:sz w:val="17"/>
               </w:rPr>
               <w:t xml:space="preserve">, </w:t>
             </w:r>
             <w:r>
               <w:rPr>
-                <w:rFonts w:ascii="Consolas" w:hAnsi="Consolas"/>
+                <w:rFonts w:ascii="DejaVu Sans Mono" w:hAnsi="DejaVu Sans Mono"/>
+                <w:color w:val="0F2A3A"/>
                 <w:sz w:val="17"/>
+                <w:shd w:val="clear" w:color="auto" w:fill="F2F6F9"/>
               </w:rPr>
               <w:t>config.ts</w:t>
             </w:r>
             <w:r>
               <w:rPr>
+                <w:rFonts w:ascii="Open Sans" w:hAnsi="Open Sans"/>
                 <w:sz w:val="17"/>
               </w:rPr>
               <w:t xml:space="preserve">, </w:t>
             </w:r>
             <w:r>
               <w:rPr>
-                <w:rFonts w:ascii="Consolas" w:hAnsi="Consolas"/>
+                <w:rFonts w:ascii="DejaVu Sans Mono" w:hAnsi="DejaVu Sans Mono"/>
+                <w:color w:val="0F2A3A"/>
                 <w:sz w:val="17"/>
+                <w:shd w:val="clear" w:color="auto" w:fill="F2F6F9"/>
               </w:rPr>
               <w:t>index.ts</w:t>
             </w:r>
             <w:r>
               <w:rPr>
+                <w:rFonts w:ascii="Open Sans" w:hAnsi="Open Sans"/>
                 <w:sz w:val="17"/>
               </w:rPr>
               <w:t>). Black-box test with malformed and oversized input, wrong methods, header tricks, timing of the owner-secret check.</w:t>
@@ -586,29 +683,34 @@
         </w:tc>
         <w:tc>
           <w:tcPr>
-            <w:tcW w:type="dxa" w:w="2160"/>
+            <w:tcW w:type="dxa" w:w="2436"/>
           </w:tcPr>
           <w:p>
             <w:r>
               <w:rPr>
+                <w:rFonts w:ascii="Open Sans" w:hAnsi="Open Sans"/>
                 <w:sz w:val="17"/>
               </w:rPr>
             </w:r>
             <w:r>
               <w:rPr>
+                <w:rFonts w:ascii="Open Sans" w:hAnsi="Open Sans"/>
                 <w:sz w:val="17"/>
               </w:rPr>
               <w:t xml:space="preserve">A1 to A4, A15; script </w:t>
             </w:r>
             <w:r>
               <w:rPr>
-                <w:rFonts w:ascii="Consolas" w:hAnsi="Consolas"/>
+                <w:rFonts w:ascii="DejaVu Sans Mono" w:hAnsi="DejaVu Sans Mono"/>
+                <w:color w:val="0F2A3A"/>
                 <w:sz w:val="17"/>
+                <w:shd w:val="clear" w:color="auto" w:fill="F2F6F9"/>
               </w:rPr>
               <w:t>01</w:t>
             </w:r>
             <w:r>
               <w:rPr>
+                <w:rFonts w:ascii="Open Sans" w:hAnsi="Open Sans"/>
                 <w:sz w:val="17"/>
               </w:rPr>
               <w:t>; since 25 Oct: JSON 404 for every unknown path and method, no ETag, exact paths, HEAD and OPTIONS answer 404 (tests)</w:t>
@@ -619,16 +721,20 @@
       <w:tr>
         <w:tc>
           <w:tcPr>
-            <w:tcW w:type="dxa" w:w="2160"/>
+            <w:tcW w:type="dxa" w:w="2436"/>
           </w:tcPr>
           <w:p>
             <w:r>
               <w:rPr>
+                <w:rFonts w:ascii="DejaVu Sans Mono" w:hAnsi="DejaVu Sans Mono"/>
+                <w:color w:val="307098"/>
                 <w:sz w:val="17"/>
               </w:rPr>
             </w:r>
             <w:r>
               <w:rPr>
+                <w:rFonts w:ascii="DejaVu Sans Mono" w:hAnsi="DejaVu Sans Mono"/>
+                <w:color w:val="307098"/>
                 <w:sz w:val="17"/>
               </w:rPr>
               <w:t>S2</w:t>
@@ -637,16 +743,18 @@
         </w:tc>
         <w:tc>
           <w:tcPr>
-            <w:tcW w:type="dxa" w:w="2160"/>
+            <w:tcW w:type="dxa" w:w="2436"/>
           </w:tcPr>
           <w:p>
             <w:r>
               <w:rPr>
+                <w:rFonts w:ascii="Open Sans" w:hAnsi="Open Sans"/>
                 <w:sz w:val="17"/>
               </w:rPr>
             </w:r>
             <w:r>
               <w:rPr>
+                <w:rFonts w:ascii="Open Sans" w:hAnsi="Open Sans"/>
                 <w:sz w:val="17"/>
               </w:rPr>
               <w:t>The server stores nothing about people. No sender address, user agent, owner secret or contact list reaches a file, a log or the database.</w:t>
@@ -655,16 +763,18 @@
         </w:tc>
         <w:tc>
           <w:tcPr>
-            <w:tcW w:type="dxa" w:w="2160"/>
+            <w:tcW w:type="dxa" w:w="2436"/>
           </w:tcPr>
           <w:p>
             <w:r>
               <w:rPr>
+                <w:rFonts w:ascii="Open Sans" w:hAnsi="Open Sans"/>
                 <w:sz w:val="17"/>
               </w:rPr>
             </w:r>
             <w:r>
               <w:rPr>
+                <w:rFonts w:ascii="Open Sans" w:hAnsi="Open Sans"/>
                 <w:sz w:val="17"/>
               </w:rPr>
               <w:t>Run traffic, then inspect database, write-ahead log, process memory, logs and temporary files. Review every logging call.</w:t>
@@ -673,42 +783,50 @@
         </w:tc>
         <w:tc>
           <w:tcPr>
-            <w:tcW w:type="dxa" w:w="2160"/>
+            <w:tcW w:type="dxa" w:w="2436"/>
           </w:tcPr>
           <w:p>
             <w:r>
               <w:rPr>
+                <w:rFonts w:ascii="Open Sans" w:hAnsi="Open Sans"/>
                 <w:sz w:val="17"/>
               </w:rPr>
             </w:r>
             <w:r>
               <w:rPr>
+                <w:rFonts w:ascii="Open Sans" w:hAnsi="Open Sans"/>
                 <w:sz w:val="17"/>
               </w:rPr>
               <w:t xml:space="preserve">A5, A6, A9; scripts </w:t>
             </w:r>
             <w:r>
               <w:rPr>
-                <w:rFonts w:ascii="Consolas" w:hAnsi="Consolas"/>
+                <w:rFonts w:ascii="DejaVu Sans Mono" w:hAnsi="DejaVu Sans Mono"/>
+                <w:color w:val="0F2A3A"/>
                 <w:sz w:val="17"/>
+                <w:shd w:val="clear" w:color="auto" w:fill="F2F6F9"/>
               </w:rPr>
               <w:t>02</w:t>
             </w:r>
             <w:r>
               <w:rPr>
+                <w:rFonts w:ascii="Open Sans" w:hAnsi="Open Sans"/>
                 <w:sz w:val="17"/>
               </w:rPr>
               <w:t xml:space="preserve">, </w:t>
             </w:r>
             <w:r>
               <w:rPr>
-                <w:rFonts w:ascii="Consolas" w:hAnsi="Consolas"/>
+                <w:rFonts w:ascii="DejaVu Sans Mono" w:hAnsi="DejaVu Sans Mono"/>
+                <w:color w:val="0F2A3A"/>
                 <w:sz w:val="17"/>
+                <w:shd w:val="clear" w:color="auto" w:fill="F2F6F9"/>
               </w:rPr>
               <w:t>03</w:t>
             </w:r>
             <w:r>
               <w:rPr>
+                <w:rFonts w:ascii="Open Sans" w:hAnsi="Open Sans"/>
                 <w:sz w:val="17"/>
               </w:rPr>
               <w:t>; since 25 Oct the per-minute sweep log line is gone, remaining log lines are start, licence, integrity, settings and Tor state</w:t>
@@ -719,16 +837,20 @@
       <w:tr>
         <w:tc>
           <w:tcPr>
-            <w:tcW w:type="dxa" w:w="2160"/>
+            <w:tcW w:type="dxa" w:w="2436"/>
           </w:tcPr>
           <w:p>
             <w:r>
               <w:rPr>
+                <w:rFonts w:ascii="DejaVu Sans Mono" w:hAnsi="DejaVu Sans Mono"/>
+                <w:color w:val="307098"/>
                 <w:sz w:val="17"/>
               </w:rPr>
             </w:r>
             <w:r>
               <w:rPr>
+                <w:rFonts w:ascii="DejaVu Sans Mono" w:hAnsi="DejaVu Sans Mono"/>
+                <w:color w:val="307098"/>
                 <w:sz w:val="17"/>
               </w:rPr>
               <w:t>S3</w:t>
@@ -737,16 +859,18 @@
         </w:tc>
         <w:tc>
           <w:tcPr>
-            <w:tcW w:type="dxa" w:w="2160"/>
+            <w:tcW w:type="dxa" w:w="2436"/>
           </w:tcPr>
           <w:p>
             <w:r>
               <w:rPr>
+                <w:rFonts w:ascii="Open Sans" w:hAnsi="Open Sans"/>
                 <w:sz w:val="17"/>
               </w:rPr>
             </w:r>
             <w:r>
               <w:rPr>
+                <w:rFonts w:ascii="Open Sans" w:hAnsi="Open Sans"/>
                 <w:sz w:val="17"/>
               </w:rPr>
               <w:t>A packet is unreadable after its lifetime and removed from the files within about a minute while the server runs (a stopped server keeps expired packets until its next start, which sweeps once straight away).</w:t>
@@ -755,16 +879,18 @@
         </w:tc>
         <w:tc>
           <w:tcPr>
-            <w:tcW w:type="dxa" w:w="2160"/>
+            <w:tcW w:type="dxa" w:w="2436"/>
           </w:tcPr>
           <w:p>
             <w:r>
               <w:rPr>
+                <w:rFonts w:ascii="Open Sans" w:hAnsi="Open Sans"/>
                 <w:sz w:val="17"/>
               </w:rPr>
             </w:r>
             <w:r>
               <w:rPr>
+                <w:rFonts w:ascii="Open Sans" w:hAnsi="Open Sans"/>
                 <w:sz w:val="17"/>
               </w:rPr>
               <w:t>Verify with disk inspection after expiry, after a crash and after a restart. State the limits of secure deletion on the file system and storage used.</w:t>
@@ -773,29 +899,34 @@
         </w:tc>
         <w:tc>
           <w:tcPr>
-            <w:tcW w:type="dxa" w:w="2160"/>
+            <w:tcW w:type="dxa" w:w="2436"/>
           </w:tcPr>
           <w:p>
             <w:r>
               <w:rPr>
+                <w:rFonts w:ascii="Open Sans" w:hAnsi="Open Sans"/>
                 <w:sz w:val="17"/>
               </w:rPr>
             </w:r>
             <w:r>
               <w:rPr>
+                <w:rFonts w:ascii="Open Sans" w:hAnsi="Open Sans"/>
                 <w:sz w:val="17"/>
               </w:rPr>
               <w:t xml:space="preserve">A7, A16; script </w:t>
             </w:r>
             <w:r>
               <w:rPr>
-                <w:rFonts w:ascii="Consolas" w:hAnsi="Consolas"/>
+                <w:rFonts w:ascii="DejaVu Sans Mono" w:hAnsi="DejaVu Sans Mono"/>
+                <w:color w:val="0F2A3A"/>
                 <w:sz w:val="17"/>
+                <w:shd w:val="clear" w:color="auto" w:fill="F2F6F9"/>
               </w:rPr>
               <w:t>02</w:t>
             </w:r>
             <w:r>
               <w:rPr>
+                <w:rFonts w:ascii="Open Sans" w:hAnsi="Open Sans"/>
                 <w:sz w:val="17"/>
               </w:rPr>
               <w:t>, store tests</w:t>
@@ -806,16 +937,20 @@
       <w:tr>
         <w:tc>
           <w:tcPr>
-            <w:tcW w:type="dxa" w:w="2160"/>
+            <w:tcW w:type="dxa" w:w="2436"/>
           </w:tcPr>
           <w:p>
             <w:r>
               <w:rPr>
+                <w:rFonts w:ascii="DejaVu Sans Mono" w:hAnsi="DejaVu Sans Mono"/>
+                <w:color w:val="307098"/>
                 <w:sz w:val="17"/>
               </w:rPr>
             </w:r>
             <w:r>
               <w:rPr>
+                <w:rFonts w:ascii="DejaVu Sans Mono" w:hAnsi="DejaVu Sans Mono"/>
+                <w:color w:val="307098"/>
                 <w:sz w:val="17"/>
               </w:rPr>
               <w:t>S4</w:t>
@@ -824,16 +959,18 @@
         </w:tc>
         <w:tc>
           <w:tcPr>
-            <w:tcW w:type="dxa" w:w="2160"/>
+            <w:tcW w:type="dxa" w:w="2436"/>
           </w:tcPr>
           <w:p>
             <w:r>
               <w:rPr>
+                <w:rFonts w:ascii="Open Sans" w:hAnsi="Open Sans"/>
                 <w:sz w:val="17"/>
               </w:rPr>
             </w:r>
             <w:r>
               <w:rPr>
+                <w:rFonts w:ascii="Open Sans" w:hAnsi="Open Sans"/>
                 <w:sz w:val="17"/>
               </w:rPr>
               <w:t>The server contacts nobody except through Tor. The only outbound request is the one-time Tor download.</w:t>
@@ -842,16 +979,18 @@
         </w:tc>
         <w:tc>
           <w:tcPr>
-            <w:tcW w:type="dxa" w:w="2160"/>
+            <w:tcW w:type="dxa" w:w="2436"/>
           </w:tcPr>
           <w:p>
             <w:r>
               <w:rPr>
+                <w:rFonts w:ascii="Open Sans" w:hAnsi="Open Sans"/>
                 <w:sz w:val="17"/>
               </w:rPr>
             </w:r>
             <w:r>
               <w:rPr>
+                <w:rFonts w:ascii="Open Sans" w:hAnsi="Open Sans"/>
                 <w:sz w:val="17"/>
               </w:rPr>
               <w:t>Capture all traffic of a clean server on a machine you control for 24 hours with a few phones using it. Expect Tor's own traffic only. Check the Tor download pinning.</w:t>
@@ -860,16 +999,18 @@
         </w:tc>
         <w:tc>
           <w:tcPr>
-            <w:tcW w:type="dxa" w:w="2160"/>
+            <w:tcW w:type="dxa" w:w="2436"/>
           </w:tcPr>
           <w:p>
             <w:r>
               <w:rPr>
+                <w:rFonts w:ascii="Open Sans" w:hAnsi="Open Sans"/>
                 <w:sz w:val="17"/>
               </w:rPr>
             </w:r>
             <w:r>
               <w:rPr>
+                <w:rFonts w:ascii="Open Sans" w:hAnsi="Open Sans"/>
                 <w:sz w:val="17"/>
               </w:rPr>
               <w:t>A8, A12, A20 (code only; no capture yet)</w:t>
@@ -880,16 +1021,20 @@
       <w:tr>
         <w:tc>
           <w:tcPr>
-            <w:tcW w:type="dxa" w:w="2160"/>
+            <w:tcW w:type="dxa" w:w="2436"/>
           </w:tcPr>
           <w:p>
             <w:r>
               <w:rPr>
+                <w:rFonts w:ascii="DejaVu Sans Mono" w:hAnsi="DejaVu Sans Mono"/>
+                <w:color w:val="307098"/>
                 <w:sz w:val="17"/>
               </w:rPr>
             </w:r>
             <w:r>
               <w:rPr>
+                <w:rFonts w:ascii="DejaVu Sans Mono" w:hAnsi="DejaVu Sans Mono"/>
+                <w:color w:val="307098"/>
                 <w:sz w:val="17"/>
               </w:rPr>
               <w:t>S5</w:t>
@@ -898,16 +1043,18 @@
         </w:tc>
         <w:tc>
           <w:tcPr>
-            <w:tcW w:type="dxa" w:w="2160"/>
+            <w:tcW w:type="dxa" w:w="2436"/>
           </w:tcPr>
           <w:p>
             <w:r>
               <w:rPr>
+                <w:rFonts w:ascii="Open Sans" w:hAnsi="Open Sans"/>
                 <w:sz w:val="17"/>
               </w:rPr>
             </w:r>
             <w:r>
               <w:rPr>
+                <w:rFonts w:ascii="Open Sans" w:hAnsi="Open Sans"/>
                 <w:sz w:val="17"/>
               </w:rPr>
               <w:t>One licence creates up to 250 onion services in one process, each with its own key. Only the owner can list them.</w:t>
@@ -916,29 +1063,34 @@
         </w:tc>
         <w:tc>
           <w:tcPr>
-            <w:tcW w:type="dxa" w:w="2160"/>
+            <w:tcW w:type="dxa" w:w="2436"/>
           </w:tcPr>
           <w:p>
             <w:r>
               <w:rPr>
+                <w:rFonts w:ascii="Open Sans" w:hAnsi="Open Sans"/>
                 <w:sz w:val="17"/>
               </w:rPr>
             </w:r>
             <w:r>
               <w:rPr>
+                <w:rFonts w:ascii="Open Sans" w:hAnsi="Open Sans"/>
                 <w:sz w:val="17"/>
               </w:rPr>
               <w:t xml:space="preserve">Start a full server. Confirm the count equals the licence, each address answers, keys are separate, the list is owner-only. Assess whether addresses can be linked from outside (before 25 Oct the </w:t>
             </w:r>
             <w:r>
               <w:rPr>
-                <w:rFonts w:ascii="Consolas" w:hAnsi="Consolas"/>
+                <w:rFonts w:ascii="DejaVu Sans Mono" w:hAnsi="DejaVu Sans Mono"/>
+                <w:color w:val="0F2A3A"/>
                 <w:sz w:val="17"/>
+                <w:shd w:val="clear" w:color="auto" w:fill="F2F6F9"/>
               </w:rPr>
               <w:t>/fetchMany</w:t>
             </w:r>
             <w:r>
               <w:rPr>
+                <w:rFonts w:ascii="Open Sans" w:hAnsi="Open Sans"/>
                 <w:sz w:val="17"/>
               </w:rPr>
               <w:t xml:space="preserve"> cursor was a server-wide counter and linked them; it now comes from the requested tags only). Measure resource use.</w:t>
@@ -947,16 +1099,18 @@
         </w:tc>
         <w:tc>
           <w:tcPr>
-            <w:tcW w:type="dxa" w:w="2160"/>
+            <w:tcW w:type="dxa" w:w="2436"/>
           </w:tcPr>
           <w:p>
             <w:r>
               <w:rPr>
+                <w:rFonts w:ascii="Open Sans" w:hAnsi="Open Sans"/>
                 <w:sz w:val="17"/>
               </w:rPr>
             </w:r>
             <w:r>
               <w:rPr>
+                <w:rFonts w:ascii="Open Sans" w:hAnsi="Open Sans"/>
                 <w:sz w:val="17"/>
               </w:rPr>
               <w:t>Licence and node tests; cursor tests; E4 is unmeasured</w:t>
@@ -967,16 +1121,20 @@
       <w:tr>
         <w:tc>
           <w:tcPr>
-            <w:tcW w:type="dxa" w:w="2160"/>
+            <w:tcW w:type="dxa" w:w="2436"/>
           </w:tcPr>
           <w:p>
             <w:r>
               <w:rPr>
+                <w:rFonts w:ascii="DejaVu Sans Mono" w:hAnsi="DejaVu Sans Mono"/>
+                <w:color w:val="307098"/>
                 <w:sz w:val="17"/>
               </w:rPr>
             </w:r>
             <w:r>
               <w:rPr>
+                <w:rFonts w:ascii="DejaVu Sans Mono" w:hAnsi="DejaVu Sans Mono"/>
+                <w:color w:val="307098"/>
                 <w:sz w:val="17"/>
               </w:rPr>
               <w:t>S6</w:t>
@@ -985,16 +1143,18 @@
         </w:tc>
         <w:tc>
           <w:tcPr>
-            <w:tcW w:type="dxa" w:w="2160"/>
+            <w:tcW w:type="dxa" w:w="2436"/>
           </w:tcPr>
           <w:p>
             <w:r>
               <w:rPr>
+                <w:rFonts w:ascii="Open Sans" w:hAnsi="Open Sans"/>
                 <w:sz w:val="17"/>
               </w:rPr>
             </w:r>
             <w:r>
               <w:rPr>
+                <w:rFonts w:ascii="Open Sans" w:hAnsi="Open Sans"/>
                 <w:sz w:val="17"/>
               </w:rPr>
               <w:t>After a restart a sealed server stays locked. The keys on disk are encrypted under a key derived from the owner secret.</w:t>
@@ -1003,29 +1163,34 @@
         </w:tc>
         <w:tc>
           <w:tcPr>
-            <w:tcW w:type="dxa" w:w="2160"/>
+            <w:tcW w:type="dxa" w:w="2436"/>
           </w:tcPr>
           <w:p>
             <w:r>
               <w:rPr>
+                <w:rFonts w:ascii="Open Sans" w:hAnsi="Open Sans"/>
                 <w:sz w:val="17"/>
               </w:rPr>
             </w:r>
             <w:r>
               <w:rPr>
+                <w:rFonts w:ascii="Open Sans" w:hAnsi="Open Sans"/>
                 <w:sz w:val="17"/>
               </w:rPr>
               <w:t xml:space="preserve">Review </w:t>
             </w:r>
             <w:r>
               <w:rPr>
-                <w:rFonts w:ascii="Consolas" w:hAnsi="Consolas"/>
+                <w:rFonts w:ascii="DejaVu Sans Mono" w:hAnsi="DejaVu Sans Mono"/>
+                <w:color w:val="0F2A3A"/>
                 <w:sz w:val="17"/>
+                <w:shd w:val="clear" w:color="auto" w:fill="F2F6F9"/>
               </w:rPr>
               <w:t>nodeIdentity.ts</w:t>
             </w:r>
             <w:r>
               <w:rPr>
+                <w:rFonts w:ascii="Open Sans" w:hAnsi="Open Sans"/>
                 <w:sz w:val="17"/>
               </w:rPr>
               <w:t xml:space="preserve"> and the unlock route: key derivation, authentication, brute-force limits, the control address and the look-alike risk (someone imitating the unlock address).</w:t>
@@ -1034,16 +1199,18 @@
         </w:tc>
         <w:tc>
           <w:tcPr>
-            <w:tcW w:type="dxa" w:w="2160"/>
+            <w:tcW w:type="dxa" w:w="2436"/>
           </w:tcPr>
           <w:p>
             <w:r>
               <w:rPr>
+                <w:rFonts w:ascii="Open Sans" w:hAnsi="Open Sans"/>
                 <w:sz w:val="17"/>
               </w:rPr>
             </w:r>
             <w:r>
               <w:rPr>
+                <w:rFonts w:ascii="Open Sans" w:hAnsi="Open Sans"/>
                 <w:sz w:val="17"/>
               </w:rPr>
               <w:t>F1 (operation), tests</w:t>
@@ -1054,16 +1221,20 @@
       <w:tr>
         <w:tc>
           <w:tcPr>
-            <w:tcW w:type="dxa" w:w="2160"/>
+            <w:tcW w:type="dxa" w:w="2436"/>
           </w:tcPr>
           <w:p>
             <w:r>
               <w:rPr>
+                <w:rFonts w:ascii="DejaVu Sans Mono" w:hAnsi="DejaVu Sans Mono"/>
+                <w:color w:val="307098"/>
                 <w:sz w:val="17"/>
               </w:rPr>
             </w:r>
             <w:r>
               <w:rPr>
+                <w:rFonts w:ascii="DejaVu Sans Mono" w:hAnsi="DejaVu Sans Mono"/>
+                <w:color w:val="307098"/>
                 <w:sz w:val="17"/>
               </w:rPr>
               <w:t>S7</w:t>
@@ -1072,55 +1243,66 @@
         </w:tc>
         <w:tc>
           <w:tcPr>
-            <w:tcW w:type="dxa" w:w="2160"/>
+            <w:tcW w:type="dxa" w:w="2436"/>
           </w:tcPr>
           <w:p>
             <w:r>
               <w:rPr>
+                <w:rFonts w:ascii="Open Sans" w:hAnsi="Open Sans"/>
                 <w:sz w:val="17"/>
               </w:rPr>
             </w:r>
             <w:r>
               <w:rPr>
+                <w:rFonts w:ascii="Open Sans" w:hAnsi="Open Sans"/>
                 <w:sz w:val="17"/>
               </w:rPr>
               <w:t>Licence checks are offline and send nothing. The signed file list detects changed program files (</w:t>
             </w:r>
             <w:r>
               <w:rPr>
-                <w:rFonts w:ascii="Consolas" w:hAnsi="Consolas"/>
+                <w:rFonts w:ascii="DejaVu Sans Mono" w:hAnsi="DejaVu Sans Mono"/>
+                <w:color w:val="0F2A3A"/>
                 <w:sz w:val="17"/>
+                <w:shd w:val="clear" w:color="auto" w:fill="F2F6F9"/>
               </w:rPr>
               <w:t>dist/*.js</w:t>
             </w:r>
             <w:r>
               <w:rPr>
+                <w:rFonts w:ascii="Open Sans" w:hAnsi="Open Sans"/>
                 <w:sz w:val="17"/>
               </w:rPr>
               <w:t xml:space="preserve"> and </w:t>
             </w:r>
             <w:r>
               <w:rPr>
-                <w:rFonts w:ascii="Consolas" w:hAnsi="Consolas"/>
+                <w:rFonts w:ascii="DejaVu Sans Mono" w:hAnsi="DejaVu Sans Mono"/>
+                <w:color w:val="0F2A3A"/>
                 <w:sz w:val="17"/>
+                <w:shd w:val="clear" w:color="auto" w:fill="F2F6F9"/>
               </w:rPr>
               <w:t>package.json</w:t>
             </w:r>
             <w:r>
               <w:rPr>
+                <w:rFonts w:ascii="Open Sans" w:hAnsi="Open Sans"/>
                 <w:sz w:val="17"/>
               </w:rPr>
               <w:t xml:space="preserve">; it does not cover </w:t>
             </w:r>
             <w:r>
               <w:rPr>
-                <w:rFonts w:ascii="Consolas" w:hAnsi="Consolas"/>
+                <w:rFonts w:ascii="DejaVu Sans Mono" w:hAnsi="DejaVu Sans Mono"/>
+                <w:color w:val="0F2A3A"/>
                 <w:sz w:val="17"/>
+                <w:shd w:val="clear" w:color="auto" w:fill="F2F6F9"/>
               </w:rPr>
               <w:t>node_modules</w:t>
             </w:r>
             <w:r>
               <w:rPr>
+                <w:rFonts w:ascii="Open Sans" w:hAnsi="Open Sans"/>
                 <w:sz w:val="17"/>
               </w:rPr>
               <w:t>, the native SQLite file or the Tor program, M8 open).</w:t>
@@ -1129,55 +1311,66 @@
         </w:tc>
         <w:tc>
           <w:tcPr>
-            <w:tcW w:type="dxa" w:w="2160"/>
+            <w:tcW w:type="dxa" w:w="2436"/>
           </w:tcPr>
           <w:p>
             <w:r>
               <w:rPr>
+                <w:rFonts w:ascii="Open Sans" w:hAnsi="Open Sans"/>
                 <w:sz w:val="17"/>
               </w:rPr>
             </w:r>
             <w:r>
               <w:rPr>
+                <w:rFonts w:ascii="Open Sans" w:hAnsi="Open Sans"/>
                 <w:sz w:val="17"/>
               </w:rPr>
               <w:t xml:space="preserve">Review </w:t>
             </w:r>
             <w:r>
               <w:rPr>
-                <w:rFonts w:ascii="Consolas" w:hAnsi="Consolas"/>
+                <w:rFonts w:ascii="DejaVu Sans Mono" w:hAnsi="DejaVu Sans Mono"/>
+                <w:color w:val="0F2A3A"/>
                 <w:sz w:val="17"/>
+                <w:shd w:val="clear" w:color="auto" w:fill="F2F6F9"/>
               </w:rPr>
               <w:t>license.ts</w:t>
             </w:r>
             <w:r>
               <w:rPr>
+                <w:rFonts w:ascii="Open Sans" w:hAnsi="Open Sans"/>
                 <w:sz w:val="17"/>
               </w:rPr>
               <w:t xml:space="preserve">, </w:t>
             </w:r>
             <w:r>
               <w:rPr>
-                <w:rFonts w:ascii="Consolas" w:hAnsi="Consolas"/>
+                <w:rFonts w:ascii="DejaVu Sans Mono" w:hAnsi="DejaVu Sans Mono"/>
+                <w:color w:val="0F2A3A"/>
                 <w:sz w:val="17"/>
+                <w:shd w:val="clear" w:color="auto" w:fill="F2F6F9"/>
               </w:rPr>
               <w:t>integrity.ts</w:t>
             </w:r>
             <w:r>
               <w:rPr>
+                <w:rFonts w:ascii="Open Sans" w:hAnsi="Open Sans"/>
                 <w:sz w:val="17"/>
               </w:rPr>
               <w:t xml:space="preserve"> and </w:t>
             </w:r>
             <w:r>
               <w:rPr>
-                <w:rFonts w:ascii="Consolas" w:hAnsi="Consolas"/>
+                <w:rFonts w:ascii="DejaVu Sans Mono" w:hAnsi="DejaVu Sans Mono"/>
+                <w:color w:val="0F2A3A"/>
                 <w:sz w:val="17"/>
+                <w:shd w:val="clear" w:color="auto" w:fill="F2F6F9"/>
               </w:rPr>
               <w:t>verify-release</w:t>
             </w:r>
             <w:r>
               <w:rPr>
+                <w:rFonts w:ascii="Open Sans" w:hAnsi="Open Sans"/>
                 <w:sz w:val="17"/>
               </w:rPr>
               <w:t>. State what a compromised server can fake about itself and what the list does not cover.</w:t>
@@ -1186,16 +1379,18 @@
         </w:tc>
         <w:tc>
           <w:tcPr>
-            <w:tcW w:type="dxa" w:w="2160"/>
+            <w:tcW w:type="dxa" w:w="2436"/>
           </w:tcPr>
           <w:p>
             <w:r>
               <w:rPr>
+                <w:rFonts w:ascii="Open Sans" w:hAnsi="Open Sans"/>
                 <w:sz w:val="17"/>
               </w:rPr>
             </w:r>
             <w:r>
               <w:rPr>
+                <w:rFonts w:ascii="Open Sans" w:hAnsi="Open Sans"/>
                 <w:sz w:val="17"/>
               </w:rPr>
               <w:t>F2, A11</w:t>
@@ -1206,16 +1401,20 @@
       <w:tr>
         <w:tc>
           <w:tcPr>
-            <w:tcW w:type="dxa" w:w="2160"/>
+            <w:tcW w:type="dxa" w:w="2436"/>
           </w:tcPr>
           <w:p>
             <w:r>
               <w:rPr>
+                <w:rFonts w:ascii="DejaVu Sans Mono" w:hAnsi="DejaVu Sans Mono"/>
+                <w:color w:val="307098"/>
                 <w:sz w:val="17"/>
               </w:rPr>
             </w:r>
             <w:r>
               <w:rPr>
+                <w:rFonts w:ascii="DejaVu Sans Mono" w:hAnsi="DejaVu Sans Mono"/>
+                <w:color w:val="307098"/>
                 <w:sz w:val="17"/>
               </w:rPr>
               <w:t>S8</w:t>
@@ -1224,68 +1423,82 @@
         </w:tc>
         <w:tc>
           <w:tcPr>
-            <w:tcW w:type="dxa" w:w="2160"/>
+            <w:tcW w:type="dxa" w:w="2436"/>
           </w:tcPr>
           <w:p>
             <w:r>
               <w:rPr>
+                <w:rFonts w:ascii="Open Sans" w:hAnsi="Open Sans"/>
                 <w:sz w:val="17"/>
               </w:rPr>
             </w:r>
             <w:r>
               <w:rPr>
+                <w:rFonts w:ascii="Open Sans" w:hAnsi="Open Sans"/>
                 <w:sz w:val="17"/>
               </w:rPr>
               <w:t xml:space="preserve">The server cannot be filled or flooded without limit: strict base64, 4096 bytes per packet, 1500 packets per tag, 200 000 in total, read limit per node address, size limit on requests. Since 25 Oct: only addresses the server really serves get their own read bucket (made-up Host values share one), </w:t>
             </w:r>
             <w:r>
               <w:rPr>
-                <w:rFonts w:ascii="Consolas" w:hAnsi="Consolas"/>
+                <w:rFonts w:ascii="DejaVu Sans Mono" w:hAnsi="DejaVu Sans Mono"/>
+                <w:color w:val="0F2A3A"/>
                 <w:sz w:val="17"/>
+                <w:shd w:val="clear" w:color="auto" w:fill="F2F6F9"/>
               </w:rPr>
               <w:t>/fetchMany</w:t>
             </w:r>
             <w:r>
               <w:rPr>
+                <w:rFonts w:ascii="Open Sans" w:hAnsi="Open Sans"/>
                 <w:sz w:val="17"/>
               </w:rPr>
               <w:t xml:space="preserve"> reads repeated tags once and answers with at most 256 packets, </w:t>
             </w:r>
             <w:r>
               <w:rPr>
-                <w:rFonts w:ascii="Consolas" w:hAnsi="Consolas"/>
+                <w:rFonts w:ascii="DejaVu Sans Mono" w:hAnsi="DejaVu Sans Mono"/>
+                <w:color w:val="0F2A3A"/>
                 <w:sz w:val="17"/>
+                <w:shd w:val="clear" w:color="auto" w:fill="F2F6F9"/>
               </w:rPr>
               <w:t>/lock-status</w:t>
             </w:r>
             <w:r>
               <w:rPr>
+                <w:rFonts w:ascii="Open Sans" w:hAnsi="Open Sans"/>
                 <w:sz w:val="17"/>
               </w:rPr>
               <w:t xml:space="preserve">, </w:t>
             </w:r>
             <w:r>
               <w:rPr>
-                <w:rFonts w:ascii="Consolas" w:hAnsi="Consolas"/>
+                <w:rFonts w:ascii="DejaVu Sans Mono" w:hAnsi="DejaVu Sans Mono"/>
+                <w:color w:val="0F2A3A"/>
                 <w:sz w:val="17"/>
+                <w:shd w:val="clear" w:color="auto" w:fill="F2F6F9"/>
               </w:rPr>
               <w:t>/pool</w:t>
             </w:r>
             <w:r>
               <w:rPr>
+                <w:rFonts w:ascii="Open Sans" w:hAnsi="Open Sans"/>
                 <w:sz w:val="17"/>
               </w:rPr>
               <w:t xml:space="preserve"> and </w:t>
             </w:r>
             <w:r>
               <w:rPr>
-                <w:rFonts w:ascii="Consolas" w:hAnsi="Consolas"/>
+                <w:rFonts w:ascii="DejaVu Sans Mono" w:hAnsi="DejaVu Sans Mono"/>
+                <w:color w:val="0F2A3A"/>
                 <w:sz w:val="17"/>
+                <w:shd w:val="clear" w:color="auto" w:fill="F2F6F9"/>
               </w:rPr>
               <w:t>/unlock</w:t>
             </w:r>
             <w:r>
               <w:rPr>
+                <w:rFonts w:ascii="Open Sans" w:hAnsi="Open Sans"/>
                 <w:sz w:val="17"/>
               </w:rPr>
               <w:t xml:space="preserve"> have separate buckets.</w:t>
@@ -1294,29 +1507,34 @@
         </w:tc>
         <w:tc>
           <w:tcPr>
-            <w:tcW w:type="dxa" w:w="2160"/>
+            <w:tcW w:type="dxa" w:w="2436"/>
           </w:tcPr>
           <w:p>
             <w:r>
               <w:rPr>
+                <w:rFonts w:ascii="Open Sans" w:hAnsi="Open Sans"/>
                 <w:sz w:val="17"/>
               </w:rPr>
             </w:r>
             <w:r>
               <w:rPr>
+                <w:rFonts w:ascii="Open Sans" w:hAnsi="Open Sans"/>
                 <w:sz w:val="17"/>
               </w:rPr>
               <w:t xml:space="preserve">Try exhaustion (with written permission, on your own machine). Assess the limit on </w:t>
             </w:r>
             <w:r>
               <w:rPr>
-                <w:rFonts w:ascii="Consolas" w:hAnsi="Consolas"/>
+                <w:rFonts w:ascii="DejaVu Sans Mono" w:hAnsi="DejaVu Sans Mono"/>
+                <w:color w:val="0F2A3A"/>
                 <w:sz w:val="17"/>
+                <w:shd w:val="clear" w:color="auto" w:fill="F2F6F9"/>
               </w:rPr>
               <w:t>/unlock</w:t>
             </w:r>
             <w:r>
               <w:rPr>
+                <w:rFonts w:ascii="Open Sans" w:hAnsi="Open Sans"/>
                 <w:sz w:val="17"/>
               </w:rPr>
               <w:t xml:space="preserve"> and the effect of someone who knows one address.</w:t>
@@ -1325,16 +1543,18 @@
         </w:tc>
         <w:tc>
           <w:tcPr>
-            <w:tcW w:type="dxa" w:w="2160"/>
+            <w:tcW w:type="dxa" w:w="2436"/>
           </w:tcPr>
           <w:p>
             <w:r>
               <w:rPr>
+                <w:rFonts w:ascii="Open Sans" w:hAnsi="Open Sans"/>
                 <w:sz w:val="17"/>
               </w:rPr>
             </w:r>
             <w:r>
               <w:rPr>
+                <w:rFonts w:ascii="Open Sans" w:hAnsi="Open Sans"/>
                 <w:sz w:val="17"/>
               </w:rPr>
               <w:t>A17 to A19; app tests; tests for Host rotation, repeated tags and the cut answer</w:t>
@@ -1345,16 +1565,20 @@
       <w:tr>
         <w:tc>
           <w:tcPr>
-            <w:tcW w:type="dxa" w:w="2160"/>
+            <w:tcW w:type="dxa" w:w="2436"/>
           </w:tcPr>
           <w:p>
             <w:r>
               <w:rPr>
+                <w:rFonts w:ascii="DejaVu Sans Mono" w:hAnsi="DejaVu Sans Mono"/>
+                <w:color w:val="307098"/>
                 <w:sz w:val="17"/>
               </w:rPr>
             </w:r>
             <w:r>
               <w:rPr>
+                <w:rFonts w:ascii="DejaVu Sans Mono" w:hAnsi="DejaVu Sans Mono"/>
+                <w:color w:val="307098"/>
                 <w:sz w:val="17"/>
               </w:rPr>
               <w:t>S9</w:t>
@@ -1363,16 +1587,18 @@
         </w:tc>
         <w:tc>
           <w:tcPr>
-            <w:tcW w:type="dxa" w:w="2160"/>
+            <w:tcW w:type="dxa" w:w="2436"/>
           </w:tcPr>
           <w:p>
             <w:r>
               <w:rPr>
+                <w:rFonts w:ascii="Open Sans" w:hAnsi="Open Sans"/>
                 <w:sz w:val="17"/>
               </w:rPr>
             </w:r>
             <w:r>
               <w:rPr>
+                <w:rFonts w:ascii="Open Sans" w:hAnsi="Open Sans"/>
                 <w:sz w:val="17"/>
               </w:rPr>
               <w:t>The setup page cannot be reached from outside. Since 25 Oct it also needs an access token (new at every start), so a neighbouring container cannot read the owner code by sending a loopback Host header.</w:t>
@@ -1381,29 +1607,34 @@
         </w:tc>
         <w:tc>
           <w:tcPr>
-            <w:tcW w:type="dxa" w:w="2160"/>
+            <w:tcW w:type="dxa" w:w="2436"/>
           </w:tcPr>
           <w:p>
             <w:r>
               <w:rPr>
+                <w:rFonts w:ascii="Open Sans" w:hAnsi="Open Sans"/>
                 <w:sz w:val="17"/>
               </w:rPr>
             </w:r>
             <w:r>
               <w:rPr>
+                <w:rFonts w:ascii="Open Sans" w:hAnsi="Open Sans"/>
                 <w:sz w:val="17"/>
               </w:rPr>
               <w:t xml:space="preserve">Test the default, Docker and customer-tool installs. Judge the dependence on the host port mapping and the token handling (file </w:t>
             </w:r>
             <w:r>
               <w:rPr>
-                <w:rFonts w:ascii="Consolas" w:hAnsi="Consolas"/>
+                <w:rFonts w:ascii="DejaVu Sans Mono" w:hAnsi="DejaVu Sans Mono"/>
+                <w:color w:val="0F2A3A"/>
                 <w:sz w:val="17"/>
+                <w:shd w:val="clear" w:color="auto" w:fill="F2F6F9"/>
               </w:rPr>
               <w:t>admin-token</w:t>
             </w:r>
             <w:r>
               <w:rPr>
+                <w:rFonts w:ascii="Open Sans" w:hAnsi="Open Sans"/>
                 <w:sz w:val="17"/>
               </w:rPr>
               <w:t>, link printed to a terminal only, cookie after the first visit).</w:t>
@@ -1412,16 +1643,18 @@
         </w:tc>
         <w:tc>
           <w:tcPr>
-            <w:tcW w:type="dxa" w:w="2160"/>
+            <w:tcW w:type="dxa" w:w="2436"/>
           </w:tcPr>
           <w:p>
             <w:r>
               <w:rPr>
+                <w:rFonts w:ascii="Open Sans" w:hAnsi="Open Sans"/>
                 <w:sz w:val="17"/>
               </w:rPr>
             </w:r>
             <w:r>
               <w:rPr>
+                <w:rFonts w:ascii="Open Sans" w:hAnsi="Open Sans"/>
                 <w:sz w:val="17"/>
               </w:rPr>
               <w:t>A20; adminApp tests; Control test with a rotating token</w:t>
@@ -1432,16 +1665,20 @@
       <w:tr>
         <w:tc>
           <w:tcPr>
-            <w:tcW w:type="dxa" w:w="2160"/>
+            <w:tcW w:type="dxa" w:w="2436"/>
           </w:tcPr>
           <w:p>
             <w:r>
               <w:rPr>
+                <w:rFonts w:ascii="DejaVu Sans Mono" w:hAnsi="DejaVu Sans Mono"/>
+                <w:color w:val="307098"/>
                 <w:sz w:val="17"/>
               </w:rPr>
             </w:r>
             <w:r>
               <w:rPr>
+                <w:rFonts w:ascii="DejaVu Sans Mono" w:hAnsi="DejaVu Sans Mono"/>
+                <w:color w:val="307098"/>
                 <w:sz w:val="17"/>
               </w:rPr>
               <w:t>S10</w:t>
@@ -1450,29 +1687,34 @@
         </w:tc>
         <w:tc>
           <w:tcPr>
-            <w:tcW w:type="dxa" w:w="2160"/>
+            <w:tcW w:type="dxa" w:w="2436"/>
           </w:tcPr>
           <w:p>
             <w:r>
               <w:rPr>
+                <w:rFonts w:ascii="Open Sans" w:hAnsi="Open Sans"/>
                 <w:sz w:val="17"/>
               </w:rPr>
             </w:r>
             <w:r>
               <w:rPr>
+                <w:rFonts w:ascii="Open Sans" w:hAnsi="Open Sans"/>
                 <w:sz w:val="17"/>
               </w:rPr>
               <w:t>Operator settings never give the server more capabilities. Settings that lower protection are printed at every start, one line each (</w:t>
             </w:r>
             <w:r>
               <w:rPr>
-                <w:rFonts w:ascii="Consolas" w:hAnsi="Consolas"/>
+                <w:rFonts w:ascii="DejaVu Sans Mono" w:hAnsi="DejaVu Sans Mono"/>
+                <w:color w:val="0F2A3A"/>
                 <w:sz w:val="17"/>
+                <w:shd w:val="clear" w:color="auto" w:fill="F2F6F9"/>
               </w:rPr>
               <w:t>loweredProtection.ts</w:t>
             </w:r>
             <w:r>
               <w:rPr>
+                <w:rFonts w:ascii="Open Sans" w:hAnsi="Open Sans"/>
                 <w:sz w:val="17"/>
               </w:rPr>
               <w:t>): key storage on disk, Tor off, setup page beyond loopback, owner code in the log, a changed packet ceiling, an own Tor program or folder, a public address that is not a v3 onion, unsigned start allowed.</w:t>
@@ -1481,42 +1723,50 @@
         </w:tc>
         <w:tc>
           <w:tcPr>
-            <w:tcW w:type="dxa" w:w="2160"/>
+            <w:tcW w:type="dxa" w:w="2436"/>
           </w:tcPr>
           <w:p>
             <w:r>
               <w:rPr>
+                <w:rFonts w:ascii="Open Sans" w:hAnsi="Open Sans"/>
                 <w:sz w:val="17"/>
               </w:rPr>
             </w:r>
             <w:r>
               <w:rPr>
+                <w:rFonts w:ascii="Open Sans" w:hAnsi="Open Sans"/>
                 <w:sz w:val="17"/>
               </w:rPr>
               <w:t xml:space="preserve">Walk every environment variable and setting in </w:t>
             </w:r>
             <w:r>
               <w:rPr>
-                <w:rFonts w:ascii="Consolas" w:hAnsi="Consolas"/>
+                <w:rFonts w:ascii="DejaVu Sans Mono" w:hAnsi="DejaVu Sans Mono"/>
+                <w:color w:val="0F2A3A"/>
                 <w:sz w:val="17"/>
+                <w:shd w:val="clear" w:color="auto" w:fill="F2F6F9"/>
               </w:rPr>
               <w:t>config.ts</w:t>
             </w:r>
             <w:r>
               <w:rPr>
+                <w:rFonts w:ascii="Open Sans" w:hAnsi="Open Sans"/>
                 <w:sz w:val="17"/>
               </w:rPr>
               <w:t xml:space="preserve"> and </w:t>
             </w:r>
             <w:r>
               <w:rPr>
-                <w:rFonts w:ascii="Consolas" w:hAnsi="Consolas"/>
+                <w:rFonts w:ascii="DejaVu Sans Mono" w:hAnsi="DejaVu Sans Mono"/>
+                <w:color w:val="0F2A3A"/>
                 <w:sz w:val="17"/>
+                <w:shd w:val="clear" w:color="auto" w:fill="F2F6F9"/>
               </w:rPr>
               <w:t>index.ts</w:t>
             </w:r>
             <w:r>
               <w:rPr>
+                <w:rFonts w:ascii="Open Sans" w:hAnsi="Open Sans"/>
                 <w:sz w:val="17"/>
               </w:rPr>
               <w:t xml:space="preserve"> and confirm the effect in A10.</w:t>
@@ -1525,16 +1775,18 @@
         </w:tc>
         <w:tc>
           <w:tcPr>
-            <w:tcW w:type="dxa" w:w="2160"/>
+            <w:tcW w:type="dxa" w:w="2436"/>
           </w:tcPr>
           <w:p>
             <w:r>
               <w:rPr>
+                <w:rFonts w:ascii="Open Sans" w:hAnsi="Open Sans"/>
                 <w:sz w:val="17"/>
               </w:rPr>
             </w:r>
             <w:r>
               <w:rPr>
+                <w:rFonts w:ascii="Open Sans" w:hAnsi="Open Sans"/>
                 <w:sz w:val="17"/>
               </w:rPr>
               <w:t>A10</w:t>
@@ -1545,16 +1797,20 @@
       <w:tr>
         <w:tc>
           <w:tcPr>
-            <w:tcW w:type="dxa" w:w="2160"/>
+            <w:tcW w:type="dxa" w:w="2436"/>
           </w:tcPr>
           <w:p>
             <w:r>
               <w:rPr>
+                <w:rFonts w:ascii="DejaVu Sans Mono" w:hAnsi="DejaVu Sans Mono"/>
+                <w:color w:val="307098"/>
                 <w:sz w:val="17"/>
               </w:rPr>
             </w:r>
             <w:r>
               <w:rPr>
+                <w:rFonts w:ascii="DejaVu Sans Mono" w:hAnsi="DejaVu Sans Mono"/>
+                <w:color w:val="307098"/>
                 <w:sz w:val="17"/>
               </w:rPr>
               <w:t>S11</w:t>
@@ -1563,16 +1819,18 @@
         </w:tc>
         <w:tc>
           <w:tcPr>
-            <w:tcW w:type="dxa" w:w="2160"/>
+            <w:tcW w:type="dxa" w:w="2436"/>
           </w:tcPr>
           <w:p>
             <w:r>
               <w:rPr>
+                <w:rFonts w:ascii="Open Sans" w:hAnsi="Open Sans"/>
                 <w:sz w:val="17"/>
               </w:rPr>
             </w:r>
             <w:r>
               <w:rPr>
+                <w:rFonts w:ascii="Open Sans" w:hAnsi="Open Sans"/>
                 <w:sz w:val="17"/>
               </w:rPr>
               <w:t>Libraries and download chain are sound.</w:t>
@@ -1581,16 +1839,18 @@
         </w:tc>
         <w:tc>
           <w:tcPr>
-            <w:tcW w:type="dxa" w:w="2160"/>
+            <w:tcW w:type="dxa" w:w="2436"/>
           </w:tcPr>
           <w:p>
             <w:r>
               <w:rPr>
+                <w:rFonts w:ascii="Open Sans" w:hAnsi="Open Sans"/>
                 <w:sz w:val="17"/>
               </w:rPr>
             </w:r>
             <w:r>
               <w:rPr>
+                <w:rFonts w:ascii="Open Sans" w:hAnsi="Open Sans"/>
                 <w:sz w:val="17"/>
               </w:rPr>
               <w:t>Review the 3 direct and about 130 total production packages, install scripts, the Tor download pinning. Ask us for a software bill of materials.</w:t>
@@ -1599,24 +1859,28 @@
         </w:tc>
         <w:tc>
           <w:tcPr>
-            <w:tcW w:type="dxa" w:w="2160"/>
+            <w:tcW w:type="dxa" w:w="2436"/>
           </w:tcPr>
           <w:p>
             <w:r>
               <w:rPr>
+                <w:rFonts w:ascii="Open Sans" w:hAnsi="Open Sans"/>
                 <w:sz w:val="17"/>
               </w:rPr>
             </w:r>
             <w:r>
               <w:rPr>
+                <w:rFonts w:ascii="Open Sans" w:hAnsi="Open Sans"/>
                 <w:sz w:val="17"/>
               </w:rPr>
               <w:t xml:space="preserve">A12 to A14; script </w:t>
             </w:r>
             <w:r>
               <w:rPr>
-                <w:rFonts w:ascii="Consolas" w:hAnsi="Consolas"/>
+                <w:rFonts w:ascii="DejaVu Sans Mono" w:hAnsi="DejaVu Sans Mono"/>
+                <w:color w:val="0F2A3A"/>
                 <w:sz w:val="17"/>
+                <w:shd w:val="clear" w:color="auto" w:fill="F2F6F9"/>
               </w:rPr>
               <w:t>09</w:t>
             </w:r>
@@ -1628,8 +1892,15 @@
     <w:p>
       <w:pPr>
         <w:pStyle w:val="Heading2"/>
+        <w:pBdr>
+          <w:bottom w:val="single" w:sz="6" w:space="4" w:color="D9E4EA"/>
+        </w:pBdr>
       </w:pPr>
       <w:r>
+        <w:rPr>
+          <w:rFonts w:ascii="Open Sans" w:hAnsi="Open Sans"/>
+          <w:color w:val="0F2A3A"/>
+        </w:rPr>
         <w:t>5. How we would like the work done</w:t>
       </w:r>
     </w:p>
@@ -1642,8 +1913,10 @@
       </w:r>
       <w:r>
         <w:rPr>
-          <w:rFonts w:ascii="Consolas" w:hAnsi="Consolas"/>
-          <w:sz w:val="18"/>
+          <w:rFonts w:ascii="DejaVu Sans Mono" w:hAnsi="DejaVu Sans Mono"/>
+          <w:color w:val="0F2A3A"/>
+          <w:sz w:val="17"/>
+          <w:shd w:val="clear" w:color="auto" w:fill="F2F6F9"/>
         </w:rPr>
         <w:t>tor/</w:t>
       </w:r>
@@ -1683,8 +1956,15 @@
     <w:p>
       <w:pPr>
         <w:pStyle w:val="Heading2"/>
+        <w:pBdr>
+          <w:bottom w:val="single" w:sz="6" w:space="4" w:color="D9E4EA"/>
+        </w:pBdr>
       </w:pPr>
       <w:r>
+        <w:rPr>
+          <w:rFonts w:ascii="Open Sans" w:hAnsi="Open Sans"/>
+          <w:color w:val="0F2A3A"/>
+        </w:rPr>
         <w:t>6. Limits we state ourselves</w:t>
       </w:r>
     </w:p>
@@ -1710,8 +1990,10 @@
       </w:pPr>
       <w:r>
         <w:rPr>
-          <w:rFonts w:ascii="Consolas" w:hAnsi="Consolas"/>
-          <w:sz w:val="18"/>
+          <w:rFonts w:ascii="DejaVu Sans Mono" w:hAnsi="DejaVu Sans Mono"/>
+          <w:color w:val="0F2A3A"/>
+          <w:sz w:val="17"/>
+          <w:shd w:val="clear" w:color="auto" w:fill="F2F6F9"/>
         </w:rPr>
         <w:t>/unlock</w:t>
       </w:r>
@@ -1770,8 +2052,15 @@
     <w:p>
       <w:pPr>
         <w:pStyle w:val="Heading2"/>
+        <w:pBdr>
+          <w:bottom w:val="single" w:sz="6" w:space="4" w:color="D9E4EA"/>
+        </w:pBdr>
       </w:pPr>
       <w:r>
+        <w:rPr>
+          <w:rFonts w:ascii="Open Sans" w:hAnsi="Open Sans"/>
+          <w:color w:val="0F2A3A"/>
+        </w:rPr>
         <w:t>7. Out of scope</w:t>
       </w:r>
     </w:p>
@@ -1783,8 +2072,15 @@
     <w:p>
       <w:pPr>
         <w:pStyle w:val="Heading2"/>
+        <w:pBdr>
+          <w:bottom w:val="single" w:sz="6" w:space="4" w:color="D9E4EA"/>
+        </w:pBdr>
       </w:pPr>
       <w:r>
+        <w:rPr>
+          <w:rFonts w:ascii="Open Sans" w:hAnsi="Open Sans"/>
+          <w:color w:val="0F2A3A"/>
+        </w:rPr>
         <w:t>8. Deliverables</w:t>
       </w:r>
     </w:p>
@@ -1836,8 +2132,15 @@
     <w:p>
       <w:pPr>
         <w:pStyle w:val="Heading2"/>
+        <w:pBdr>
+          <w:bottom w:val="single" w:sz="6" w:space="4" w:color="D9E4EA"/>
+        </w:pBdr>
       </w:pPr>
       <w:r>
+        <w:rPr>
+          <w:rFonts w:ascii="Open Sans" w:hAnsi="Open Sans"/>
+          <w:color w:val="0F2A3A"/>
+        </w:rPr>
         <w:t>9. What our own pre-audit found (25 October 2026)</w:t>
       </w:r>
     </w:p>
@@ -1848,30 +2151,36 @@
     </w:p>
     <w:tbl>
       <w:tblPr>
-        <w:tblStyle w:val="TableGrid"/>
         <w:tblW w:type="auto" w:w="0"/>
         <w:tblLook w:firstColumn="1" w:firstRow="1" w:lastColumn="0" w:lastRow="0" w:noHBand="0" w:noVBand="1" w:val="04A0"/>
+        <w:tblBorders>
+          <w:top w:val="single" w:sz="6" w:space="0" w:color="D9E4EA"/>
+          <w:bottom w:val="single" w:sz="6" w:space="0" w:color="D9E4EA"/>
+          <w:insideH w:val="single" w:sz="6" w:space="0" w:color="D9E4EA"/>
+        </w:tblBorders>
       </w:tblPr>
       <w:tblGrid>
-        <w:gridCol w:w="2880"/>
-        <w:gridCol w:w="2880"/>
-        <w:gridCol w:w="2880"/>
+        <w:gridCol w:w="3249"/>
+        <w:gridCol w:w="3249"/>
+        <w:gridCol w:w="3249"/>
       </w:tblGrid>
       <w:tr>
         <w:tc>
           <w:tcPr>
-            <w:tcW w:type="dxa" w:w="2880"/>
-            <w:shd w:val="clear" w:color="auto" w:fill="E7ECEF"/>
+            <w:tcW w:type="dxa" w:w="3249"/>
+            <w:shd w:val="clear" w:color="auto" w:fill="F2F6F9"/>
           </w:tcPr>
           <w:p>
             <w:r>
               <w:rPr>
+                <w:rFonts w:ascii="Open Sans" w:hAnsi="Open Sans"/>
                 <w:b/>
                 <w:sz w:val="17"/>
               </w:rPr>
             </w:r>
             <w:r>
               <w:rPr>
+                <w:rFonts w:ascii="Open Sans" w:hAnsi="Open Sans"/>
                 <w:b/>
                 <w:sz w:val="17"/>
               </w:rPr>
@@ -1881,18 +2190,20 @@
         </w:tc>
         <w:tc>
           <w:tcPr>
-            <w:tcW w:type="dxa" w:w="2880"/>
-            <w:shd w:val="clear" w:color="auto" w:fill="E7ECEF"/>
+            <w:tcW w:type="dxa" w:w="3249"/>
+            <w:shd w:val="clear" w:color="auto" w:fill="F2F6F9"/>
           </w:tcPr>
           <w:p>
             <w:r>
               <w:rPr>
+                <w:rFonts w:ascii="Open Sans" w:hAnsi="Open Sans"/>
                 <w:b/>
                 <w:sz w:val="17"/>
               </w:rPr>
             </w:r>
             <w:r>
               <w:rPr>
+                <w:rFonts w:ascii="Open Sans" w:hAnsi="Open Sans"/>
                 <w:b/>
                 <w:sz w:val="17"/>
               </w:rPr>
@@ -1902,18 +2213,20 @@
         </w:tc>
         <w:tc>
           <w:tcPr>
-            <w:tcW w:type="dxa" w:w="2880"/>
-            <w:shd w:val="clear" w:color="auto" w:fill="E7ECEF"/>
+            <w:tcW w:type="dxa" w:w="3249"/>
+            <w:shd w:val="clear" w:color="auto" w:fill="F2F6F9"/>
           </w:tcPr>
           <w:p>
             <w:r>
               <w:rPr>
+                <w:rFonts w:ascii="Open Sans" w:hAnsi="Open Sans"/>
                 <w:b/>
                 <w:sz w:val="17"/>
               </w:rPr>
             </w:r>
             <w:r>
               <w:rPr>
+                <w:rFonts w:ascii="Open Sans" w:hAnsi="Open Sans"/>
                 <w:b/>
                 <w:sz w:val="17"/>
               </w:rPr>
@@ -1925,16 +2238,20 @@
       <w:tr>
         <w:tc>
           <w:tcPr>
-            <w:tcW w:type="dxa" w:w="2880"/>
+            <w:tcW w:type="dxa" w:w="3249"/>
           </w:tcPr>
           <w:p>
             <w:r>
               <w:rPr>
+                <w:rFonts w:ascii="DejaVu Sans Mono" w:hAnsi="DejaVu Sans Mono"/>
+                <w:color w:val="307098"/>
                 <w:sz w:val="17"/>
               </w:rPr>
             </w:r>
             <w:r>
               <w:rPr>
+                <w:rFonts w:ascii="DejaVu Sans Mono" w:hAnsi="DejaVu Sans Mono"/>
+                <w:color w:val="307098"/>
                 <w:sz w:val="17"/>
               </w:rPr>
               <w:t>F1, L12</w:t>
@@ -1943,16 +2260,18 @@
         </w:tc>
         <w:tc>
           <w:tcPr>
-            <w:tcW w:type="dxa" w:w="2880"/>
+            <w:tcW w:type="dxa" w:w="3249"/>
           </w:tcPr>
           <w:p>
             <w:r>
               <w:rPr>
+                <w:rFonts w:ascii="Open Sans" w:hAnsi="Open Sans"/>
                 <w:sz w:val="17"/>
               </w:rPr>
             </w:r>
             <w:r>
               <w:rPr>
+                <w:rFonts w:ascii="Open Sans" w:hAnsi="Open Sans"/>
                 <w:sz w:val="17"/>
               </w:rPr>
               <w:t>Payload length readable in the stored packet; padding is zeros behind the message</w:t>
@@ -1961,16 +2280,18 @@
         </w:tc>
         <w:tc>
           <w:tcPr>
-            <w:tcW w:type="dxa" w:w="2880"/>
+            <w:tcW w:type="dxa" w:w="3249"/>
           </w:tcPr>
           <w:p>
             <w:r>
               <w:rPr>
+                <w:rFonts w:ascii="Open Sans" w:hAnsi="Open Sans"/>
                 <w:sz w:val="17"/>
               </w:rPr>
             </w:r>
             <w:r>
               <w:rPr>
+                <w:rFonts w:ascii="Open Sans" w:hAnsi="Open Sans"/>
                 <w:b/>
                 <w:sz w:val="17"/>
               </w:rPr>
@@ -1978,6 +2299,7 @@
             </w:r>
             <w:r>
               <w:rPr>
+                <w:rFonts w:ascii="Open Sans" w:hAnsi="Open Sans"/>
                 <w:sz w:val="17"/>
               </w:rPr>
               <w:t>, decision pending. Fix: pad first, then encrypt (wire format v2)</w:t>
@@ -1988,16 +2310,20 @@
       <w:tr>
         <w:tc>
           <w:tcPr>
-            <w:tcW w:type="dxa" w:w="2880"/>
+            <w:tcW w:type="dxa" w:w="3249"/>
           </w:tcPr>
           <w:p>
             <w:r>
               <w:rPr>
+                <w:rFonts w:ascii="DejaVu Sans Mono" w:hAnsi="DejaVu Sans Mono"/>
+                <w:color w:val="307098"/>
                 <w:sz w:val="17"/>
               </w:rPr>
             </w:r>
             <w:r>
               <w:rPr>
+                <w:rFonts w:ascii="DejaVu Sans Mono" w:hAnsi="DejaVu Sans Mono"/>
+                <w:color w:val="307098"/>
                 <w:sz w:val="17"/>
               </w:rPr>
               <w:t>M1</w:t>
@@ -2006,16 +2332,18 @@
         </w:tc>
         <w:tc>
           <w:tcPr>
-            <w:tcW w:type="dxa" w:w="2880"/>
+            <w:tcW w:type="dxa" w:w="3249"/>
           </w:tcPr>
           <w:p>
             <w:r>
               <w:rPr>
+                <w:rFonts w:ascii="Open Sans" w:hAnsi="Open Sans"/>
                 <w:sz w:val="17"/>
               </w:rPr>
             </w:r>
             <w:r>
               <w:rPr>
+                <w:rFonts w:ascii="Open Sans" w:hAnsi="Open Sans"/>
                 <w:sz w:val="17"/>
               </w:rPr>
               <w:t>Read limit keyed by the Host header the caller sets</w:t>
@@ -2024,16 +2352,18 @@
         </w:tc>
         <w:tc>
           <w:tcPr>
-            <w:tcW w:type="dxa" w:w="2880"/>
+            <w:tcW w:type="dxa" w:w="3249"/>
           </w:tcPr>
           <w:p>
             <w:r>
               <w:rPr>
+                <w:rFonts w:ascii="Open Sans" w:hAnsi="Open Sans"/>
                 <w:sz w:val="17"/>
               </w:rPr>
             </w:r>
             <w:r>
               <w:rPr>
+                <w:rFonts w:ascii="Open Sans" w:hAnsi="Open Sans"/>
                 <w:sz w:val="17"/>
               </w:rPr>
               <w:t>Fixed, tested</w:t>
@@ -2044,16 +2374,20 @@
       <w:tr>
         <w:tc>
           <w:tcPr>
-            <w:tcW w:type="dxa" w:w="2880"/>
+            <w:tcW w:type="dxa" w:w="3249"/>
           </w:tcPr>
           <w:p>
             <w:r>
               <w:rPr>
+                <w:rFonts w:ascii="DejaVu Sans Mono" w:hAnsi="DejaVu Sans Mono"/>
+                <w:color w:val="307098"/>
                 <w:sz w:val="17"/>
               </w:rPr>
             </w:r>
             <w:r>
               <w:rPr>
+                <w:rFonts w:ascii="DejaVu Sans Mono" w:hAnsi="DejaVu Sans Mono"/>
+                <w:color w:val="307098"/>
                 <w:sz w:val="17"/>
               </w:rPr>
               <w:t>M2</w:t>
@@ -2062,23 +2396,27 @@
         </w:tc>
         <w:tc>
           <w:tcPr>
-            <w:tcW w:type="dxa" w:w="2880"/>
+            <w:tcW w:type="dxa" w:w="3249"/>
           </w:tcPr>
           <w:p>
             <w:r>
               <w:rPr>
+                <w:rFonts w:ascii="Open Sans" w:hAnsi="Open Sans"/>
                 <w:sz w:val="17"/>
               </w:rPr>
             </w:r>
             <w:r>
               <w:rPr>
-                <w:rFonts w:ascii="Consolas" w:hAnsi="Consolas"/>
+                <w:rFonts w:ascii="DejaVu Sans Mono" w:hAnsi="DejaVu Sans Mono"/>
+                <w:color w:val="0F2A3A"/>
                 <w:sz w:val="17"/>
+                <w:shd w:val="clear" w:color="auto" w:fill="F2F6F9"/>
               </w:rPr>
               <w:t>/fetchMany</w:t>
             </w:r>
             <w:r>
               <w:rPr>
+                <w:rFonts w:ascii="Open Sans" w:hAnsi="Open Sans"/>
                 <w:sz w:val="17"/>
               </w:rPr>
               <w:t xml:space="preserve"> with repeated tags blocked the whole server (8 requests, 7.6 s)</w:t>
@@ -2087,16 +2425,18 @@
         </w:tc>
         <w:tc>
           <w:tcPr>
-            <w:tcW w:type="dxa" w:w="2880"/>
+            <w:tcW w:type="dxa" w:w="3249"/>
           </w:tcPr>
           <w:p>
             <w:r>
               <w:rPr>
+                <w:rFonts w:ascii="Open Sans" w:hAnsi="Open Sans"/>
                 <w:sz w:val="17"/>
               </w:rPr>
             </w:r>
             <w:r>
               <w:rPr>
+                <w:rFonts w:ascii="Open Sans" w:hAnsi="Open Sans"/>
                 <w:sz w:val="17"/>
               </w:rPr>
               <w:t>Fixed, tested</w:t>
@@ -2107,16 +2447,20 @@
       <w:tr>
         <w:tc>
           <w:tcPr>
-            <w:tcW w:type="dxa" w:w="2880"/>
+            <w:tcW w:type="dxa" w:w="3249"/>
           </w:tcPr>
           <w:p>
             <w:r>
               <w:rPr>
+                <w:rFonts w:ascii="DejaVu Sans Mono" w:hAnsi="DejaVu Sans Mono"/>
+                <w:color w:val="307098"/>
                 <w:sz w:val="17"/>
               </w:rPr>
             </w:r>
             <w:r>
               <w:rPr>
+                <w:rFonts w:ascii="DejaVu Sans Mono" w:hAnsi="DejaVu Sans Mono"/>
+                <w:color w:val="307098"/>
                 <w:sz w:val="17"/>
               </w:rPr>
               <w:t>M3</w:t>
@@ -2125,23 +2469,27 @@
         </w:tc>
         <w:tc>
           <w:tcPr>
-            <w:tcW w:type="dxa" w:w="2880"/>
+            <w:tcW w:type="dxa" w:w="3249"/>
           </w:tcPr>
           <w:p>
             <w:r>
               <w:rPr>
+                <w:rFonts w:ascii="Open Sans" w:hAnsi="Open Sans"/>
                 <w:sz w:val="17"/>
               </w:rPr>
             </w:r>
             <w:r>
               <w:rPr>
-                <w:rFonts w:ascii="Consolas" w:hAnsi="Consolas"/>
+                <w:rFonts w:ascii="DejaVu Sans Mono" w:hAnsi="DejaVu Sans Mono"/>
+                <w:color w:val="0F2A3A"/>
                 <w:sz w:val="17"/>
+                <w:shd w:val="clear" w:color="auto" w:fill="F2F6F9"/>
               </w:rPr>
               <w:t>/fetchMany</w:t>
             </w:r>
             <w:r>
               <w:rPr>
+                <w:rFonts w:ascii="Open Sans" w:hAnsi="Open Sans"/>
                 <w:sz w:val="17"/>
               </w:rPr>
               <w:t xml:space="preserve"> cursor showed the server-wide deposit counter and linked addresses</w:t>
@@ -2150,16 +2498,18 @@
         </w:tc>
         <w:tc>
           <w:tcPr>
-            <w:tcW w:type="dxa" w:w="2880"/>
+            <w:tcW w:type="dxa" w:w="3249"/>
           </w:tcPr>
           <w:p>
             <w:r>
               <w:rPr>
+                <w:rFonts w:ascii="Open Sans" w:hAnsi="Open Sans"/>
                 <w:sz w:val="17"/>
               </w:rPr>
             </w:r>
             <w:r>
               <w:rPr>
+                <w:rFonts w:ascii="Open Sans" w:hAnsi="Open Sans"/>
                 <w:sz w:val="17"/>
               </w:rPr>
               <w:t>Fixed, tested</w:t>
@@ -2170,16 +2520,20 @@
       <w:tr>
         <w:tc>
           <w:tcPr>
-            <w:tcW w:type="dxa" w:w="2880"/>
+            <w:tcW w:type="dxa" w:w="3249"/>
           </w:tcPr>
           <w:p>
             <w:r>
               <w:rPr>
+                <w:rFonts w:ascii="DejaVu Sans Mono" w:hAnsi="DejaVu Sans Mono"/>
+                <w:color w:val="307098"/>
                 <w:sz w:val="17"/>
               </w:rPr>
             </w:r>
             <w:r>
               <w:rPr>
+                <w:rFonts w:ascii="DejaVu Sans Mono" w:hAnsi="DejaVu Sans Mono"/>
+                <w:color w:val="307098"/>
                 <w:sz w:val="17"/>
               </w:rPr>
               <w:t>M11</w:t>
@@ -2188,16 +2542,18 @@
         </w:tc>
         <w:tc>
           <w:tcPr>
-            <w:tcW w:type="dxa" w:w="2880"/>
+            <w:tcW w:type="dxa" w:w="3249"/>
           </w:tcPr>
           <w:p>
             <w:r>
               <w:rPr>
+                <w:rFonts w:ascii="Open Sans" w:hAnsi="Open Sans"/>
                 <w:sz w:val="17"/>
               </w:rPr>
             </w:r>
             <w:r>
               <w:rPr>
+                <w:rFonts w:ascii="Open Sans" w:hAnsi="Open Sans"/>
                 <w:sz w:val="17"/>
               </w:rPr>
               <w:t>Setup page reachable by neighbouring containers with a forged Host header</w:t>
@@ -2206,16 +2562,18 @@
         </w:tc>
         <w:tc>
           <w:tcPr>
-            <w:tcW w:type="dxa" w:w="2880"/>
+            <w:tcW w:type="dxa" w:w="3249"/>
           </w:tcPr>
           <w:p>
             <w:r>
               <w:rPr>
+                <w:rFonts w:ascii="Open Sans" w:hAnsi="Open Sans"/>
                 <w:sz w:val="17"/>
               </w:rPr>
             </w:r>
             <w:r>
               <w:rPr>
+                <w:rFonts w:ascii="Open Sans" w:hAnsi="Open Sans"/>
                 <w:sz w:val="17"/>
               </w:rPr>
               <w:t>Fixed with an access token, tested; real Docker network not tested</w:t>
@@ -2226,16 +2584,20 @@
       <w:tr>
         <w:tc>
           <w:tcPr>
-            <w:tcW w:type="dxa" w:w="2880"/>
+            <w:tcW w:type="dxa" w:w="3249"/>
           </w:tcPr>
           <w:p>
             <w:r>
               <w:rPr>
+                <w:rFonts w:ascii="DejaVu Sans Mono" w:hAnsi="DejaVu Sans Mono"/>
+                <w:color w:val="307098"/>
                 <w:sz w:val="17"/>
               </w:rPr>
             </w:r>
             <w:r>
               <w:rPr>
+                <w:rFonts w:ascii="DejaVu Sans Mono" w:hAnsi="DejaVu Sans Mono"/>
+                <w:color w:val="307098"/>
                 <w:sz w:val="17"/>
               </w:rPr>
               <w:t>L1</w:t>
@@ -2244,24 +2606,28 @@
         </w:tc>
         <w:tc>
           <w:tcPr>
-            <w:tcW w:type="dxa" w:w="2880"/>
+            <w:tcW w:type="dxa" w:w="3249"/>
           </w:tcPr>
           <w:p>
             <w:r>
               <w:rPr>
+                <w:rFonts w:ascii="Open Sans" w:hAnsi="Open Sans"/>
                 <w:sz w:val="17"/>
               </w:rPr>
             </w:r>
             <w:r>
               <w:rPr>
+                <w:rFonts w:ascii="Open Sans" w:hAnsi="Open Sans"/>
                 <w:sz w:val="17"/>
               </w:rPr>
               <w:t xml:space="preserve">A stranger could lock the owner out of </w:t>
             </w:r>
             <w:r>
               <w:rPr>
-                <w:rFonts w:ascii="Consolas" w:hAnsi="Consolas"/>
+                <w:rFonts w:ascii="DejaVu Sans Mono" w:hAnsi="DejaVu Sans Mono"/>
+                <w:color w:val="0F2A3A"/>
                 <w:sz w:val="17"/>
+                <w:shd w:val="clear" w:color="auto" w:fill="F2F6F9"/>
               </w:rPr>
               <w:t>/pool</w:t>
             </w:r>
@@ -2269,16 +2635,18 @@
         </w:tc>
         <w:tc>
           <w:tcPr>
-            <w:tcW w:type="dxa" w:w="2880"/>
+            <w:tcW w:type="dxa" w:w="3249"/>
           </w:tcPr>
           <w:p>
             <w:r>
               <w:rPr>
+                <w:rFonts w:ascii="Open Sans" w:hAnsi="Open Sans"/>
                 <w:sz w:val="17"/>
               </w:rPr>
             </w:r>
             <w:r>
               <w:rPr>
+                <w:rFonts w:ascii="Open Sans" w:hAnsi="Open Sans"/>
                 <w:sz w:val="17"/>
               </w:rPr>
               <w:t>Fixed</w:t>
@@ -2289,16 +2657,18 @@
       <w:tr>
         <w:tc>
           <w:tcPr>
-            <w:tcW w:type="dxa" w:w="2880"/>
+            <w:tcW w:type="dxa" w:w="3249"/>
           </w:tcPr>
           <w:p>
             <w:r>
               <w:rPr>
+                <w:rFonts w:ascii="Open Sans" w:hAnsi="Open Sans"/>
                 <w:sz w:val="17"/>
               </w:rPr>
             </w:r>
             <w:r>
               <w:rPr>
+                <w:rFonts w:ascii="Open Sans" w:hAnsi="Open Sans"/>
                 <w:sz w:val="17"/>
               </w:rPr>
               <w:t>L2, L3, L7, L8, L9</w:t>
@@ -2307,16 +2677,18 @@
         </w:tc>
         <w:tc>
           <w:tcPr>
-            <w:tcW w:type="dxa" w:w="2880"/>
+            <w:tcW w:type="dxa" w:w="3249"/>
           </w:tcPr>
           <w:p>
             <w:r>
               <w:rPr>
+                <w:rFonts w:ascii="Open Sans" w:hAnsi="Open Sans"/>
                 <w:sz w:val="17"/>
               </w:rPr>
             </w:r>
             <w:r>
               <w:rPr>
+                <w:rFonts w:ascii="Open Sans" w:hAnsi="Open Sans"/>
                 <w:sz w:val="17"/>
               </w:rPr>
               <w:t>Expired packets kept on a stopped server; framework visible in error pages; traffic timeline in logs; database files readable by other users; incomplete list of weakening settings</w:t>
@@ -2325,16 +2697,18 @@
         </w:tc>
         <w:tc>
           <w:tcPr>
-            <w:tcW w:type="dxa" w:w="2880"/>
+            <w:tcW w:type="dxa" w:w="3249"/>
           </w:tcPr>
           <w:p>
             <w:r>
               <w:rPr>
+                <w:rFonts w:ascii="Open Sans" w:hAnsi="Open Sans"/>
                 <w:sz w:val="17"/>
               </w:rPr>
             </w:r>
             <w:r>
               <w:rPr>
+                <w:rFonts w:ascii="Open Sans" w:hAnsi="Open Sans"/>
                 <w:sz w:val="17"/>
               </w:rPr>
               <w:t>Fixed</w:t>
@@ -2345,16 +2719,20 @@
       <w:tr>
         <w:tc>
           <w:tcPr>
-            <w:tcW w:type="dxa" w:w="2880"/>
+            <w:tcW w:type="dxa" w:w="3249"/>
           </w:tcPr>
           <w:p>
             <w:r>
               <w:rPr>
+                <w:rFonts w:ascii="DejaVu Sans Mono" w:hAnsi="DejaVu Sans Mono"/>
+                <w:color w:val="307098"/>
                 <w:sz w:val="17"/>
               </w:rPr>
             </w:r>
             <w:r>
               <w:rPr>
+                <w:rFonts w:ascii="DejaVu Sans Mono" w:hAnsi="DejaVu Sans Mono"/>
+                <w:color w:val="307098"/>
                 <w:sz w:val="17"/>
               </w:rPr>
               <w:t>Dependencies</w:t>
@@ -2363,23 +2741,27 @@
         </w:tc>
         <w:tc>
           <w:tcPr>
-            <w:tcW w:type="dxa" w:w="2880"/>
+            <w:tcW w:type="dxa" w:w="3249"/>
           </w:tcPr>
           <w:p>
             <w:r>
               <w:rPr>
+                <w:rFonts w:ascii="Open Sans" w:hAnsi="Open Sans"/>
                 <w:sz w:val="17"/>
               </w:rPr>
             </w:r>
             <w:r>
               <w:rPr>
-                <w:rFonts w:ascii="Consolas" w:hAnsi="Consolas"/>
+                <w:rFonts w:ascii="DejaVu Sans Mono" w:hAnsi="DejaVu Sans Mono"/>
+                <w:color w:val="0F2A3A"/>
                 <w:sz w:val="17"/>
+                <w:shd w:val="clear" w:color="auto" w:fill="F2F6F9"/>
               </w:rPr>
               <w:t>body-parser</w:t>
             </w:r>
             <w:r>
               <w:rPr>
+                <w:rFonts w:ascii="Open Sans" w:hAnsi="Open Sans"/>
                 <w:sz w:val="17"/>
               </w:rPr>
               <w:t xml:space="preserve"> advisory (high, denial of service)</w:t>
@@ -2388,16 +2770,18 @@
         </w:tc>
         <w:tc>
           <w:tcPr>
-            <w:tcW w:type="dxa" w:w="2880"/>
+            <w:tcW w:type="dxa" w:w="3249"/>
           </w:tcPr>
           <w:p>
             <w:r>
               <w:rPr>
+                <w:rFonts w:ascii="Open Sans" w:hAnsi="Open Sans"/>
                 <w:sz w:val="17"/>
               </w:rPr>
             </w:r>
             <w:r>
               <w:rPr>
+                <w:rFonts w:ascii="Open Sans" w:hAnsi="Open Sans"/>
                 <w:sz w:val="17"/>
               </w:rPr>
               <w:t>Fixed (1.20.9)</w:t>
@@ -2408,16 +2792,20 @@
       <w:tr>
         <w:tc>
           <w:tcPr>
-            <w:tcW w:type="dxa" w:w="2880"/>
+            <w:tcW w:type="dxa" w:w="3249"/>
           </w:tcPr>
           <w:p>
             <w:r>
               <w:rPr>
+                <w:rFonts w:ascii="DejaVu Sans Mono" w:hAnsi="DejaVu Sans Mono"/>
+                <w:color w:val="307098"/>
                 <w:sz w:val="17"/>
               </w:rPr>
             </w:r>
             <w:r>
               <w:rPr>
+                <w:rFonts w:ascii="DejaVu Sans Mono" w:hAnsi="DejaVu Sans Mono"/>
+                <w:color w:val="307098"/>
                 <w:sz w:val="17"/>
               </w:rPr>
               <w:t>M5</w:t>
@@ -2426,16 +2814,18 @@
         </w:tc>
         <w:tc>
           <w:tcPr>
-            <w:tcW w:type="dxa" w:w="2880"/>
+            <w:tcW w:type="dxa" w:w="3249"/>
           </w:tcPr>
           <w:p>
             <w:r>
               <w:rPr>
+                <w:rFonts w:ascii="Open Sans" w:hAnsi="Open Sans"/>
                 <w:sz w:val="17"/>
               </w:rPr>
             </w:r>
             <w:r>
               <w:rPr>
+                <w:rFonts w:ascii="Open Sans" w:hAnsi="Open Sans"/>
                 <w:sz w:val="17"/>
               </w:rPr>
               <w:t>One owner secret per server: every company device with the node list can write and fill the shared store</w:t>
@@ -2444,16 +2834,18 @@
         </w:tc>
         <w:tc>
           <w:tcPr>
-            <w:tcW w:type="dxa" w:w="2880"/>
+            <w:tcW w:type="dxa" w:w="3249"/>
           </w:tcPr>
           <w:p>
             <w:r>
               <w:rPr>
+                <w:rFonts w:ascii="Open Sans" w:hAnsi="Open Sans"/>
                 <w:sz w:val="17"/>
               </w:rPr>
             </w:r>
             <w:r>
               <w:rPr>
+                <w:rFonts w:ascii="Open Sans" w:hAnsi="Open Sans"/>
                 <w:b/>
                 <w:sz w:val="17"/>
               </w:rPr>
@@ -2461,6 +2853,7 @@
             </w:r>
             <w:r>
               <w:rPr>
+                <w:rFonts w:ascii="Open Sans" w:hAnsi="Open Sans"/>
                 <w:sz w:val="17"/>
               </w:rPr>
               <w:t>, design question (per-device write keys), stated in section 6</w:t>
@@ -2471,16 +2864,20 @@
       <w:tr>
         <w:tc>
           <w:tcPr>
-            <w:tcW w:type="dxa" w:w="2880"/>
+            <w:tcW w:type="dxa" w:w="3249"/>
           </w:tcPr>
           <w:p>
             <w:r>
               <w:rPr>
+                <w:rFonts w:ascii="DejaVu Sans Mono" w:hAnsi="DejaVu Sans Mono"/>
+                <w:color w:val="307098"/>
                 <w:sz w:val="17"/>
               </w:rPr>
             </w:r>
             <w:r>
               <w:rPr>
+                <w:rFonts w:ascii="DejaVu Sans Mono" w:hAnsi="DejaVu Sans Mono"/>
+                <w:color w:val="307098"/>
                 <w:sz w:val="17"/>
               </w:rPr>
               <w:t>M8</w:t>
@@ -2489,29 +2886,34 @@
         </w:tc>
         <w:tc>
           <w:tcPr>
-            <w:tcW w:type="dxa" w:w="2880"/>
+            <w:tcW w:type="dxa" w:w="3249"/>
           </w:tcPr>
           <w:p>
             <w:r>
               <w:rPr>
+                <w:rFonts w:ascii="Open Sans" w:hAnsi="Open Sans"/>
                 <w:sz w:val="17"/>
               </w:rPr>
             </w:r>
             <w:r>
               <w:rPr>
+                <w:rFonts w:ascii="Open Sans" w:hAnsi="Open Sans"/>
                 <w:sz w:val="17"/>
               </w:rPr>
               <w:t xml:space="preserve">Release fingerprint does not cover </w:t>
             </w:r>
             <w:r>
               <w:rPr>
-                <w:rFonts w:ascii="Consolas" w:hAnsi="Consolas"/>
+                <w:rFonts w:ascii="DejaVu Sans Mono" w:hAnsi="DejaVu Sans Mono"/>
+                <w:color w:val="0F2A3A"/>
                 <w:sz w:val="17"/>
+                <w:shd w:val="clear" w:color="auto" w:fill="F2F6F9"/>
               </w:rPr>
               <w:t>node_modules</w:t>
             </w:r>
             <w:r>
               <w:rPr>
+                <w:rFonts w:ascii="Open Sans" w:hAnsi="Open Sans"/>
                 <w:sz w:val="17"/>
               </w:rPr>
               <w:t>, the native SQLite file, the Tor program; the single-file build is unsigned</w:t>
@@ -2520,16 +2922,18 @@
         </w:tc>
         <w:tc>
           <w:tcPr>
-            <w:tcW w:type="dxa" w:w="2880"/>
+            <w:tcW w:type="dxa" w:w="3249"/>
           </w:tcPr>
           <w:p>
             <w:r>
               <w:rPr>
+                <w:rFonts w:ascii="Open Sans" w:hAnsi="Open Sans"/>
                 <w:sz w:val="17"/>
               </w:rPr>
             </w:r>
             <w:r>
               <w:rPr>
+                <w:rFonts w:ascii="Open Sans" w:hAnsi="Open Sans"/>
                 <w:b/>
                 <w:sz w:val="17"/>
               </w:rPr>
@@ -2541,16 +2945,20 @@
       <w:tr>
         <w:tc>
           <w:tcPr>
-            <w:tcW w:type="dxa" w:w="2880"/>
+            <w:tcW w:type="dxa" w:w="3249"/>
           </w:tcPr>
           <w:p>
             <w:r>
               <w:rPr>
+                <w:rFonts w:ascii="DejaVu Sans Mono" w:hAnsi="DejaVu Sans Mono"/>
+                <w:color w:val="307098"/>
                 <w:sz w:val="17"/>
               </w:rPr>
             </w:r>
             <w:r>
               <w:rPr>
+                <w:rFonts w:ascii="DejaVu Sans Mono" w:hAnsi="DejaVu Sans Mono"/>
+                <w:color w:val="307098"/>
                 <w:sz w:val="17"/>
               </w:rPr>
               <w:t>I3</w:t>
@@ -2559,16 +2967,18 @@
         </w:tc>
         <w:tc>
           <w:tcPr>
-            <w:tcW w:type="dxa" w:w="2880"/>
+            <w:tcW w:type="dxa" w:w="3249"/>
           </w:tcPr>
           <w:p>
             <w:r>
               <w:rPr>
+                <w:rFonts w:ascii="Open Sans" w:hAnsi="Open Sans"/>
                 <w:sz w:val="17"/>
               </w:rPr>
             </w:r>
             <w:r>
               <w:rPr>
+                <w:rFonts w:ascii="Open Sans" w:hAnsi="Open Sans"/>
                 <w:sz w:val="17"/>
               </w:rPr>
               <w:t>Unlock sends the owner secret to the control address (a stolen control key could imitate the server)</w:t>
@@ -2577,16 +2987,18 @@
         </w:tc>
         <w:tc>
           <w:tcPr>
-            <w:tcW w:type="dxa" w:w="2880"/>
+            <w:tcW w:type="dxa" w:w="3249"/>
           </w:tcPr>
           <w:p>
             <w:r>
               <w:rPr>
+                <w:rFonts w:ascii="Open Sans" w:hAnsi="Open Sans"/>
                 <w:sz w:val="17"/>
               </w:rPr>
             </w:r>
             <w:r>
               <w:rPr>
+                <w:rFonts w:ascii="Open Sans" w:hAnsi="Open Sans"/>
                 <w:sz w:val="17"/>
               </w:rPr>
               <w:t>Known limit</w:t>
@@ -2602,13 +3014,98 @@
       </w:r>
     </w:p>
     <w:sectPr>
+      <w:headerReference w:type="default" r:id="rId9"/>
+      <w:footerReference w:type="default" r:id="rId10"/>
       <w:pgSz w:w="12240" w:h="15840"/>
-      <w:pgMar w:top="1440" w:right="1800" w:bottom="1440" w:left="1800" w:header="720" w:footer="720" w:gutter="0"/>
+      <w:pgMar w:top="1440" w:right="1247" w:bottom="1440" w:left="1247" w:header="720" w:footer="720" w:gutter="0"/>
       <w:cols w:space="720"/>
       <w:docGrid w:linePitch="360"/>
     </w:sectPr>
   </w:body>
 </w:document>
+</file>
+
+<file path=word/footer1.xml><?xml version="1.0" encoding="utf-8"?>
+<w:ftr xmlns:m="http://schemas.openxmlformats.org/officeDocument/2006/math" xmlns:mc="http://schemas.openxmlformats.org/markup-compatibility/2006" xmlns:mo="http://schemas.microsoft.com/office/mac/office/2008/main" xmlns:mv="urn:schemas-microsoft-com:mac:vml" xmlns:o="urn:schemas-microsoft-com:office:office" xmlns:r="http://schemas.openxmlformats.org/officeDocument/2006/relationships" xmlns:v="urn:schemas-microsoft-com:vml" xmlns:w10="urn:schemas-microsoft-com:office:word" xmlns:w14="http://schemas.microsoft.com/office/word/2010/wordml" xmlns:w="http://schemas.openxmlformats.org/wordprocessingml/2006/main" xmlns:wne="http://schemas.microsoft.com/office/word/2006/wordml" xmlns:wp14="http://schemas.microsoft.com/office/word/2010/wordprocessingDrawing" xmlns:wp="http://schemas.openxmlformats.org/drawingml/2006/wordprocessingDrawing" xmlns:wpc="http://schemas.microsoft.com/office/word/2010/wordprocessingCanvas" xmlns:wpg="http://schemas.microsoft.com/office/word/2010/wordprocessingGroup" xmlns:wpi="http://schemas.microsoft.com/office/word/2010/wordprocessingInk" xmlns:wps="http://schemas.microsoft.com/office/word/2010/wordprocessingShape" mc:Ignorable="w14 wp14">
+  <w:p>
+    <w:pPr>
+      <w:pStyle w:val="Footer"/>
+    </w:pPr>
+    <w:r>
+      <w:rPr>
+        <w:rFonts w:ascii="Open Sans" w:hAnsi="Open Sans"/>
+        <w:color w:val="4A5A66"/>
+        <w:sz w:val="16"/>
+      </w:rPr>
+      <w:t>NexonAI Consulting SRL, Alba Iulia  ·  pilot phase, not independently audited</w:t>
+    </w:r>
+  </w:p>
+</w:ftr>
+</file>
+
+<file path=word/header1.xml><?xml version="1.0" encoding="utf-8"?>
+<w:hdr xmlns:m="http://schemas.openxmlformats.org/officeDocument/2006/math" xmlns:mc="http://schemas.openxmlformats.org/markup-compatibility/2006" xmlns:mo="http://schemas.microsoft.com/office/mac/office/2008/main" xmlns:mv="urn:schemas-microsoft-com:mac:vml" xmlns:o="urn:schemas-microsoft-com:office:office" xmlns:r="http://schemas.openxmlformats.org/officeDocument/2006/relationships" xmlns:v="urn:schemas-microsoft-com:vml" xmlns:w10="urn:schemas-microsoft-com:office:word" xmlns:w14="http://schemas.microsoft.com/office/word/2010/wordml" xmlns:w="http://schemas.openxmlformats.org/wordprocessingml/2006/main" xmlns:wne="http://schemas.microsoft.com/office/word/2006/wordml" xmlns:wp14="http://schemas.microsoft.com/office/word/2010/wordprocessingDrawing" xmlns:wp="http://schemas.openxmlformats.org/drawingml/2006/wordprocessingDrawing" xmlns:wpc="http://schemas.microsoft.com/office/word/2010/wordprocessingCanvas" xmlns:wpg="http://schemas.microsoft.com/office/word/2010/wordprocessingGroup" xmlns:wpi="http://schemas.microsoft.com/office/word/2010/wordprocessingInk" xmlns:wps="http://schemas.microsoft.com/office/word/2010/wordprocessingShape" mc:Ignorable="w14 wp14">
+  <w:p>
+    <w:pPr>
+      <w:pStyle w:val="Header"/>
+      <w:pBdr>
+        <w:bottom w:val="single" w:sz="6" w:space="4" w:color="D9E4EA"/>
+      </w:pBdr>
+    </w:pPr>
+    <w:r>
+      <w:drawing>
+        <wp:inline xmlns:a="http://schemas.openxmlformats.org/drawingml/2006/main" xmlns:pic="http://schemas.openxmlformats.org/drawingml/2006/picture">
+          <wp:extent cx="1026367" cy="396000"/>
+          <wp:docPr id="1" name="Picture 1"/>
+          <wp:cNvGraphicFramePr>
+            <a:graphicFrameLocks noChangeAspect="1"/>
+          </wp:cNvGraphicFramePr>
+          <a:graphic>
+            <a:graphicData uri="http://schemas.openxmlformats.org/drawingml/2006/picture">
+              <pic:pic>
+                <pic:nvPicPr>
+                  <pic:cNvPr id="0" name="nexonai-logo.png"/>
+                  <pic:cNvPicPr/>
+                </pic:nvPicPr>
+                <pic:blipFill>
+                  <a:blip r:embed="rId1"/>
+                  <a:stretch>
+                    <a:fillRect/>
+                  </a:stretch>
+                </pic:blipFill>
+                <pic:spPr>
+                  <a:xfrm>
+                    <a:off x="0" y="0"/>
+                    <a:ext cx="1026367" cy="396000"/>
+                  </a:xfrm>
+                  <a:prstGeom prst="rect"/>
+                </pic:spPr>
+              </pic:pic>
+            </a:graphicData>
+          </a:graphic>
+        </wp:inline>
+      </w:drawing>
+    </w:r>
+    <w:r>
+      <w:rPr>
+        <w:rFonts w:ascii="Open Sans" w:hAnsi="Open Sans"/>
+        <w:b/>
+        <w:color w:val="0F2A3A"/>
+        <w:sz w:val="30"/>
+      </w:rPr>
+      <w:t xml:space="preserve">   |   unpruuf</w:t>
+    </w:r>
+    <w:r>
+      <w:rPr>
+        <w:rFonts w:ascii="Open Sans" w:hAnsi="Open Sans"/>
+        <w:b/>
+        <w:color w:val="307098"/>
+        <w:sz w:val="30"/>
+      </w:rPr>
+      <w:t>.</w:t>
+    </w:r>
+  </w:p>
+</w:hdr>
 </file>
 
 <file path=word/numbering.xml><?xml version="1.0" encoding="utf-8"?>
@@ -2975,8 +3472,9 @@
     <w:qFormat/>
     <w:rsid w:val="00FC693F"/>
     <w:rPr>
-      <w:rFonts w:ascii="Calibri" w:hAnsi="Calibri"/>
-      <w:sz w:val="21"/>
+      <w:rFonts w:ascii="Open Sans" w:hAnsi="Open Sans" w:cs="Open Sans" w:eastAsia="Open Sans"/>
+      <w:color w:val="0F2A3A"/>
+      <w:sz w:val="20"/>
     </w:rPr>
   </w:style>
   <w:style w:type="paragraph" w:styleId="Header">
@@ -3038,11 +3536,11 @@
       <w:outlineLvl w:val="0"/>
     </w:pPr>
     <w:rPr>
-      <w:rFonts w:asciiTheme="majorHAnsi" w:eastAsiaTheme="majorEastAsia" w:hAnsiTheme="majorHAnsi" w:cstheme="majorBidi"/>
+      <w:rFonts w:asciiTheme="majorHAnsi" w:eastAsiaTheme="majorEastAsia" w:hAnsiTheme="majorHAnsi" w:cstheme="majorBidi" w:ascii="Open Sans" w:hAnsi="Open Sans" w:cs="Open Sans" w:eastAsia="Open Sans"/>
       <w:b/>
       <w:bCs/>
-      <w:color w:val="365F91" w:themeColor="accent1" w:themeShade="BF"/>
-      <w:sz w:val="28"/>
+      <w:color w:val="0F2A3A"/>
+      <w:sz w:val="52"/>
       <w:szCs w:val="28"/>
     </w:rPr>
   </w:style>
@@ -3062,11 +3560,11 @@
       <w:outlineLvl w:val="1"/>
     </w:pPr>
     <w:rPr>
-      <w:rFonts w:asciiTheme="majorHAnsi" w:eastAsiaTheme="majorEastAsia" w:hAnsiTheme="majorHAnsi" w:cstheme="majorBidi"/>
+      <w:rFonts w:asciiTheme="majorHAnsi" w:eastAsiaTheme="majorEastAsia" w:hAnsiTheme="majorHAnsi" w:cstheme="majorBidi" w:ascii="Open Sans" w:hAnsi="Open Sans" w:cs="Open Sans" w:eastAsia="Open Sans"/>
       <w:b/>
       <w:bCs/>
-      <w:color w:val="4F81BD" w:themeColor="accent1"/>
-      <w:sz w:val="26"/>
+      <w:color w:val="0F2A3A"/>
+      <w:sz w:val="34"/>
       <w:szCs w:val="26"/>
     </w:rPr>
   </w:style>
@@ -3086,10 +3584,11 @@
       <w:outlineLvl w:val="2"/>
     </w:pPr>
     <w:rPr>
-      <w:rFonts w:asciiTheme="majorHAnsi" w:eastAsiaTheme="majorEastAsia" w:hAnsiTheme="majorHAnsi" w:cstheme="majorBidi"/>
+      <w:rFonts w:asciiTheme="majorHAnsi" w:eastAsiaTheme="majorEastAsia" w:hAnsiTheme="majorHAnsi" w:cstheme="majorBidi" w:ascii="Open Sans" w:hAnsi="Open Sans" w:cs="Open Sans" w:eastAsia="Open Sans"/>
       <w:b/>
       <w:bCs/>
-      <w:color w:val="4F81BD" w:themeColor="accent1"/>
+      <w:color w:val="0F2A3A"/>
+      <w:sz w:val="26"/>
     </w:rPr>
   </w:style>
   <w:style w:type="paragraph" w:styleId="Heading4">
@@ -3507,6 +4006,11 @@
       </w:numPr>
       <w:contextualSpacing/>
     </w:pPr>
+    <w:rPr>
+      <w:rFonts w:ascii="Open Sans" w:hAnsi="Open Sans" w:cs="Open Sans" w:eastAsia="Open Sans"/>
+      <w:color w:val="0F2A3A"/>
+      <w:sz w:val="20"/>
+    </w:rPr>
   </w:style>
   <w:style w:type="paragraph" w:styleId="ListBullet2">
     <w:name w:val="List Bullet 2"/>
@@ -3546,6 +4050,11 @@
       </w:numPr>
       <w:contextualSpacing/>
     </w:pPr>
+    <w:rPr>
+      <w:rFonts w:ascii="Open Sans" w:hAnsi="Open Sans" w:cs="Open Sans" w:eastAsia="Open Sans"/>
+      <w:color w:val="0F2A3A"/>
+      <w:sz w:val="20"/>
+    </w:rPr>
   </w:style>
   <w:style w:type="paragraph" w:styleId="ListNumber2">
     <w:name w:val="List Number 2"/>
